--- a/Reinforcement Learning Template Report.docx
+++ b/Reinforcement Learning Template Report.docx
@@ -69,10 +69,9 @@
                                 </w:pPr>
                                 <w:r>
                                   <w:rPr>
-                                    <w:rStyle w:val="TitleChar"/>
                                     <w:lang w:val="en-GB"/>
                                   </w:rPr>
-                                  <w:t>Put your title here</w:t>
+                                  <w:t>Deep Reinforcement Learning</w:t>
                                 </w:r>
                               </w:p>
                             </w:sdtContent>
@@ -105,42 +104,18 @@
                               <w:sdtContent>
                                 <w:r>
                                   <w:rPr>
-                                    <w:rStyle w:val="SubtitleChar"/>
-                                    <w:b/>
                                     <w:lang w:val="en-GB"/>
                                   </w:rPr>
-                                  <w:t>P</w:t>
+                                  <w:t>Reward Engineering and Hyperparameter Optimization</w:t>
                                 </w:r>
                                 <w:r>
                                   <w:rPr>
-                                    <w:rStyle w:val="SubtitleChar"/>
-                                    <w:b/>
                                     <w:lang w:val="en-GB"/>
                                   </w:rPr>
-                                  <w:t>ut your subtitle here</w:t>
+                                  <w:t xml:space="preserve"> on Pendulum-v1</w:t>
                                 </w:r>
                               </w:sdtContent>
                             </w:sdt>
-                          </w:p>
-                          <w:p>
-                            <w:pPr>
-                              <w:ind w:left="0"/>
-                              <w:rPr>
-                                <w:lang w:val="en-GB"/>
-                              </w:rPr>
-                            </w:pPr>
-                            <w:r>
-                              <w:rPr>
-                                <w:lang w:val="en-GB"/>
-                              </w:rPr>
-                              <w:t>Put a</w:t>
-                            </w:r>
-                            <w:r>
-                              <w:rPr>
-                                <w:lang w:val="en-GB"/>
-                              </w:rPr>
-                              <w:t>dditional text here if desired</w:t>
-                            </w:r>
                           </w:p>
                         </w:txbxContent>
                       </wps:txbx>
@@ -198,10 +173,9 @@
                           </w:pPr>
                           <w:r>
                             <w:rPr>
-                              <w:rStyle w:val="TitleChar"/>
                               <w:lang w:val="en-GB"/>
                             </w:rPr>
-                            <w:t>Put your title here</w:t>
+                            <w:t>Deep Reinforcement Learning</w:t>
                           </w:r>
                         </w:p>
                       </w:sdtContent>
@@ -234,42 +208,18 @@
                         <w:sdtContent>
                           <w:r>
                             <w:rPr>
-                              <w:rStyle w:val="SubtitleChar"/>
-                              <w:b/>
                               <w:lang w:val="en-GB"/>
                             </w:rPr>
-                            <w:t>P</w:t>
+                            <w:t>Reward Engineering and Hyperparameter Optimization</w:t>
                           </w:r>
                           <w:r>
                             <w:rPr>
-                              <w:rStyle w:val="SubtitleChar"/>
-                              <w:b/>
                               <w:lang w:val="en-GB"/>
                             </w:rPr>
-                            <w:t>ut your subtitle here</w:t>
+                            <w:t xml:space="preserve"> on Pendulum-v1</w:t>
                           </w:r>
                         </w:sdtContent>
                       </w:sdt>
-                    </w:p>
-                    <w:p>
-                      <w:pPr>
-                        <w:ind w:left="0"/>
-                        <w:rPr>
-                          <w:lang w:val="en-GB"/>
-                        </w:rPr>
-                      </w:pPr>
-                      <w:r>
-                        <w:rPr>
-                          <w:lang w:val="en-GB"/>
-                        </w:rPr>
-                        <w:t>Put a</w:t>
-                      </w:r>
-                      <w:r>
-                        <w:rPr>
-                          <w:lang w:val="en-GB"/>
-                        </w:rPr>
-                        <w:t>dditional text here if desired</w:t>
-                      </w:r>
                     </w:p>
                   </w:txbxContent>
                 </v:textbox>
@@ -331,6 +281,9 @@
                           <w:p>
                             <w:pPr>
                               <w:pStyle w:val="Cover-auteur"/>
+                              <w:rPr>
+                                <w:lang w:val="en-GB"/>
+                              </w:rPr>
                             </w:pPr>
                             <w:sdt>
                               <w:sdtPr>
@@ -340,52 +293,63 @@
                               </w:sdtPr>
                               <w:sdtContent>
                                 <w:r>
-                                  <w:t>Author</w:t>
+                                  <w:rPr>
+                                    <w:lang w:val="en-GB"/>
+                                  </w:rPr>
+                                  <w:t>Noah V</w:t>
+                                </w:r>
+                                <w:r>
+                                  <w:rPr>
+                                    <w:lang w:val="en-GB"/>
+                                  </w:rPr>
+                                  <w:t>an Leemput</w:t>
                                 </w:r>
                               </w:sdtContent>
                             </w:sdt>
                           </w:p>
+                          <w:sdt>
+                            <w:sdtPr>
+                              <w:alias w:val="Opleiding of dienst"/>
+                              <w:tag w:val="Opleiding of dienst"/>
+                              <w:id w:val="825550305"/>
+                            </w:sdtPr>
+                            <w:sdtContent>
+                              <w:p>
+                                <w:pPr>
+                                  <w:pStyle w:val="Cover-details"/>
+                                  <w:rPr>
+                                    <w:lang w:val="en-GB"/>
+                                  </w:rPr>
+                                </w:pPr>
+                                <w:r>
+                                  <w:rPr>
+                                    <w:lang w:val="en-GB"/>
+                                  </w:rPr>
+                                  <w:t>ACS-301</w:t>
+                                </w:r>
+                              </w:p>
+                              <w:p>
+                                <w:pPr>
+                                  <w:pStyle w:val="Cover-details"/>
+                                  <w:rPr>
+                                    <w:lang w:val="en-GB"/>
+                                  </w:rPr>
+                                </w:pPr>
+                                <w:r>
+                                  <w:rPr>
+                                    <w:lang w:val="en-GB"/>
+                                  </w:rPr>
+                                  <w:t>Data &amp; AI 6</w:t>
+                                </w:r>
+                              </w:p>
+                            </w:sdtContent>
+                          </w:sdt>
                           <w:p>
                             <w:pPr>
                               <w:pStyle w:val="Cover-details"/>
-                            </w:pPr>
-                            <w:sdt>
-                              <w:sdtPr>
-                                <w:alias w:val="Opleiding of dienst"/>
-                                <w:tag w:val="Opleiding of dienst"/>
-                                <w:id w:val="825550305"/>
-                              </w:sdtPr>
-                              <w:sdtContent>
-                                <w:proofErr w:type="spellStart"/>
-                                <w:r>
-                                  <w:t>Programme</w:t>
-                                </w:r>
-                                <w:proofErr w:type="spellEnd"/>
-                              </w:sdtContent>
-                            </w:sdt>
-                          </w:p>
-                          <w:p>
-                            <w:pPr>
-                              <w:pStyle w:val="Cover-details"/>
-                            </w:pPr>
-                            <w:sdt>
-                              <w:sdtPr>
-                                <w:alias w:val="Afstudeerrichting of andere extra info"/>
-                                <w:tag w:val="Afstudeerrichting of andere extra info"/>
-                                <w:id w:val="-1483158808"/>
-                              </w:sdtPr>
-                              <w:sdtContent>
-                                <w:proofErr w:type="spellStart"/>
-                                <w:r>
-                                  <w:t>Specialisation</w:t>
-                                </w:r>
-                                <w:proofErr w:type="spellEnd"/>
-                              </w:sdtContent>
-                            </w:sdt>
-                          </w:p>
-                          <w:p>
-                            <w:pPr>
-                              <w:pStyle w:val="Cover-details"/>
+                              <w:rPr>
+                                <w:lang w:val="en-GB"/>
+                              </w:rPr>
                             </w:pPr>
                             <w:sdt>
                               <w:sdtPr>
@@ -394,19 +358,12 @@
                                 <w:id w:val="-424813787"/>
                               </w:sdtPr>
                               <w:sdtContent>
-                                <w:proofErr w:type="spellStart"/>
                                 <w:r>
-                                  <w:t>Academic</w:t>
+                                  <w:rPr>
+                                    <w:lang w:val="en-GB"/>
+                                  </w:rPr>
+                                  <w:t>2025-2026</w:t>
                                 </w:r>
-                                <w:proofErr w:type="spellEnd"/>
-                                <w:r>
-                                  <w:t xml:space="preserve"> </w:t>
-                                </w:r>
-                                <w:proofErr w:type="spellStart"/>
-                                <w:r>
-                                  <w:t>Year</w:t>
-                                </w:r>
-                                <w:proofErr w:type="spellEnd"/>
                               </w:sdtContent>
                             </w:sdt>
                           </w:p>
@@ -438,6 +395,9 @@
                     <w:p>
                       <w:pPr>
                         <w:pStyle w:val="Cover-auteur"/>
+                        <w:rPr>
+                          <w:lang w:val="en-GB"/>
+                        </w:rPr>
                       </w:pPr>
                       <w:sdt>
                         <w:sdtPr>
@@ -447,52 +407,63 @@
                         </w:sdtPr>
                         <w:sdtContent>
                           <w:r>
-                            <w:t>Author</w:t>
+                            <w:rPr>
+                              <w:lang w:val="en-GB"/>
+                            </w:rPr>
+                            <w:t>Noah V</w:t>
+                          </w:r>
+                          <w:r>
+                            <w:rPr>
+                              <w:lang w:val="en-GB"/>
+                            </w:rPr>
+                            <w:t>an Leemput</w:t>
                           </w:r>
                         </w:sdtContent>
                       </w:sdt>
                     </w:p>
+                    <w:sdt>
+                      <w:sdtPr>
+                        <w:alias w:val="Opleiding of dienst"/>
+                        <w:tag w:val="Opleiding of dienst"/>
+                        <w:id w:val="825550305"/>
+                      </w:sdtPr>
+                      <w:sdtContent>
+                        <w:p>
+                          <w:pPr>
+                            <w:pStyle w:val="Cover-details"/>
+                            <w:rPr>
+                              <w:lang w:val="en-GB"/>
+                            </w:rPr>
+                          </w:pPr>
+                          <w:r>
+                            <w:rPr>
+                              <w:lang w:val="en-GB"/>
+                            </w:rPr>
+                            <w:t>ACS-301</w:t>
+                          </w:r>
+                        </w:p>
+                        <w:p>
+                          <w:pPr>
+                            <w:pStyle w:val="Cover-details"/>
+                            <w:rPr>
+                              <w:lang w:val="en-GB"/>
+                            </w:rPr>
+                          </w:pPr>
+                          <w:r>
+                            <w:rPr>
+                              <w:lang w:val="en-GB"/>
+                            </w:rPr>
+                            <w:t>Data &amp; AI 6</w:t>
+                          </w:r>
+                        </w:p>
+                      </w:sdtContent>
+                    </w:sdt>
                     <w:p>
                       <w:pPr>
                         <w:pStyle w:val="Cover-details"/>
-                      </w:pPr>
-                      <w:sdt>
-                        <w:sdtPr>
-                          <w:alias w:val="Opleiding of dienst"/>
-                          <w:tag w:val="Opleiding of dienst"/>
-                          <w:id w:val="825550305"/>
-                        </w:sdtPr>
-                        <w:sdtContent>
-                          <w:proofErr w:type="spellStart"/>
-                          <w:r>
-                            <w:t>Programme</w:t>
-                          </w:r>
-                          <w:proofErr w:type="spellEnd"/>
-                        </w:sdtContent>
-                      </w:sdt>
-                    </w:p>
-                    <w:p>
-                      <w:pPr>
-                        <w:pStyle w:val="Cover-details"/>
-                      </w:pPr>
-                      <w:sdt>
-                        <w:sdtPr>
-                          <w:alias w:val="Afstudeerrichting of andere extra info"/>
-                          <w:tag w:val="Afstudeerrichting of andere extra info"/>
-                          <w:id w:val="-1483158808"/>
-                        </w:sdtPr>
-                        <w:sdtContent>
-                          <w:proofErr w:type="spellStart"/>
-                          <w:r>
-                            <w:t>Specialisation</w:t>
-                          </w:r>
-                          <w:proofErr w:type="spellEnd"/>
-                        </w:sdtContent>
-                      </w:sdt>
-                    </w:p>
-                    <w:p>
-                      <w:pPr>
-                        <w:pStyle w:val="Cover-details"/>
+                        <w:rPr>
+                          <w:lang w:val="en-GB"/>
+                        </w:rPr>
                       </w:pPr>
                       <w:sdt>
                         <w:sdtPr>
@@ -501,19 +472,12 @@
                           <w:id w:val="-424813787"/>
                         </w:sdtPr>
                         <w:sdtContent>
-                          <w:proofErr w:type="spellStart"/>
                           <w:r>
-                            <w:t>Academic</w:t>
+                            <w:rPr>
+                              <w:lang w:val="en-GB"/>
+                            </w:rPr>
+                            <w:t>2025-2026</w:t>
                           </w:r>
-                          <w:proofErr w:type="spellEnd"/>
-                          <w:r>
-                            <w:t xml:space="preserve"> </w:t>
-                          </w:r>
-                          <w:proofErr w:type="spellStart"/>
-                          <w:r>
-                            <w:t>Year</w:t>
-                          </w:r>
-                          <w:proofErr w:type="spellEnd"/>
                         </w:sdtContent>
                       </w:sdt>
                     </w:p>
@@ -533,58 +497,810 @@
     <w:p>
       <w:pPr>
         <w:pStyle w:val="Cover-auteur"/>
-      </w:pPr>
-      <w:proofErr w:type="spellStart"/>
-      <w:r>
+        <w:rPr>
+          <w:sz w:val="28"/>
+          <w:szCs w:val="28"/>
+          <w:lang w:val="en-GB"/>
+        </w:rPr>
+      </w:pPr>
+      <w:r>
+        <w:rPr>
+          <w:sz w:val="28"/>
+          <w:szCs w:val="28"/>
+          <w:lang w:val="en-GB"/>
+        </w:rPr>
         <w:lastRenderedPageBreak/>
         <w:t>Introduction</w:t>
+      </w:r>
+      <w:r>
+        <w:rPr>
+          <w:sz w:val="28"/>
+          <w:szCs w:val="28"/>
+          <w:lang w:val="en-GB"/>
+        </w:rPr>
+        <w:t>:</w:t>
+      </w:r>
+    </w:p>
+    <w:p>
+      <w:pPr>
+        <w:pStyle w:val="Cover-auteur"/>
+        <w:rPr>
+          <w:b w:val="0"/>
+          <w:bCs w:val="0"/>
+          <w:lang w:val="en-GB"/>
+        </w:rPr>
+      </w:pPr>
+      <w:r>
+        <w:rPr>
+          <w:b w:val="0"/>
+          <w:bCs w:val="0"/>
+          <w:lang w:val="en-GB"/>
+        </w:rPr>
+        <w:t>This project investigates the application of Deep Reinforcement Learning (DRL) algorithms using Stable Baselines 3 on the Pendulum-v1 environment. The objectives are threefold: (1) establish a baseline agent trained with the default reward function, (2) improve agent behavio</w:t>
+      </w:r>
+      <w:r>
+        <w:rPr>
+          <w:b w:val="0"/>
+          <w:bCs w:val="0"/>
+          <w:lang w:val="en-GB"/>
+        </w:rPr>
+        <w:t>u</w:t>
+      </w:r>
+      <w:r>
+        <w:rPr>
+          <w:b w:val="0"/>
+          <w:bCs w:val="0"/>
+          <w:lang w:val="en-GB"/>
+        </w:rPr>
+        <w:t xml:space="preserve">r through reward engineering, and (3) </w:t>
+      </w:r>
+      <w:r>
+        <w:rPr>
+          <w:b w:val="0"/>
+          <w:bCs w:val="0"/>
+          <w:lang w:val="en-GB"/>
+        </w:rPr>
+        <w:t>analyse</w:t>
+      </w:r>
+      <w:r>
+        <w:rPr>
+          <w:b w:val="0"/>
+          <w:bCs w:val="0"/>
+          <w:lang w:val="en-GB"/>
+        </w:rPr>
+        <w:t xml:space="preserve"> the impact of an additional extension in the form of hyperparameter tuning. Performance is evaluated using multiple training runs, </w:t>
+      </w:r>
+      <w:proofErr w:type="spellStart"/>
+      <w:r>
+        <w:rPr>
+          <w:b w:val="0"/>
+          <w:bCs w:val="0"/>
+          <w:lang w:val="en-GB"/>
+        </w:rPr>
+        <w:t>TensorBoard</w:t>
+      </w:r>
+      <w:proofErr w:type="spellEnd"/>
+      <w:r>
+        <w:rPr>
+          <w:b w:val="0"/>
+          <w:bCs w:val="0"/>
+          <w:lang w:val="en-GB"/>
+        </w:rPr>
+        <w:t xml:space="preserve"> logging, and deterministic evaluation to ensure robustness and reproducibility.</w:t>
+      </w:r>
+    </w:p>
+    <w:p>
+      <w:pPr>
+        <w:pStyle w:val="Cover-auteur"/>
+        <w:rPr>
+          <w:b w:val="0"/>
+          <w:bCs w:val="0"/>
+          <w:lang w:val="en-GB"/>
+        </w:rPr>
+      </w:pPr>
+    </w:p>
+    <w:p>
+      <w:pPr>
+        <w:pStyle w:val="Cover-auteur"/>
+        <w:rPr>
+          <w:sz w:val="28"/>
+          <w:szCs w:val="28"/>
+          <w:lang w:val="en-GB"/>
+        </w:rPr>
+      </w:pPr>
+      <w:r>
+        <w:rPr>
+          <w:sz w:val="28"/>
+          <w:szCs w:val="28"/>
+          <w:lang w:val="en-GB"/>
+        </w:rPr>
+        <w:t>Methodology</w:t>
+      </w:r>
+      <w:r>
+        <w:rPr>
+          <w:sz w:val="28"/>
+          <w:szCs w:val="28"/>
+          <w:lang w:val="en-GB"/>
+        </w:rPr>
+        <w:t>:</w:t>
+      </w:r>
+    </w:p>
+    <w:p>
+      <w:pPr>
+        <w:pStyle w:val="Cover-auteur"/>
+        <w:rPr>
+          <w:sz w:val="28"/>
+          <w:szCs w:val="28"/>
+          <w:lang w:val="en-GB"/>
+        </w:rPr>
+      </w:pPr>
+    </w:p>
+    <w:p>
+      <w:pPr>
+        <w:pStyle w:val="Cover-auteur"/>
+        <w:rPr>
+          <w:sz w:val="24"/>
+          <w:szCs w:val="24"/>
+          <w:lang w:val="en-GB"/>
+        </w:rPr>
+      </w:pPr>
+      <w:r>
+        <w:rPr>
+          <w:sz w:val="24"/>
+          <w:szCs w:val="24"/>
+          <w:lang w:val="en-GB"/>
+        </w:rPr>
+        <w:t>DRL Algorithm.</w:t>
+      </w:r>
+    </w:p>
+    <w:p>
+      <w:pPr>
+        <w:pStyle w:val="Cover-auteur"/>
+        <w:rPr>
+          <w:b w:val="0"/>
+          <w:bCs w:val="0"/>
+          <w:lang w:val="en-GB"/>
+        </w:rPr>
+      </w:pPr>
+      <w:r>
+        <w:rPr>
+          <w:b w:val="0"/>
+          <w:bCs w:val="0"/>
+          <w:lang w:val="en-GB"/>
+        </w:rPr>
+        <w:t>We use Proximal Policy Optimization (PPO), an on-policy actor-critic algorithm known for stable training in continuous control tasks. PPO optimizes a clipped surrogate objective to limit large policy updates and improve convergence stability.</w:t>
+      </w:r>
+    </w:p>
+    <w:p>
+      <w:pPr>
+        <w:pStyle w:val="Cover-auteur"/>
+        <w:rPr>
+          <w:b w:val="0"/>
+          <w:bCs w:val="0"/>
+          <w:sz w:val="24"/>
+          <w:szCs w:val="24"/>
+          <w:lang w:val="en-GB"/>
+        </w:rPr>
+      </w:pPr>
+      <w:r>
+        <w:rPr>
+          <w:noProof/>
+        </w:rPr>
+        <w:drawing>
+          <wp:anchor distT="0" distB="0" distL="114300" distR="114300" simplePos="0" relativeHeight="251662336" behindDoc="0" locked="0" layoutInCell="1" allowOverlap="1" wp14:anchorId="5EEE7DE6" wp14:editId="7F447216">
+            <wp:simplePos x="0" y="0"/>
+            <wp:positionH relativeFrom="margin">
+              <wp:posOffset>3928745</wp:posOffset>
+            </wp:positionH>
+            <wp:positionV relativeFrom="paragraph">
+              <wp:posOffset>10160</wp:posOffset>
+            </wp:positionV>
+            <wp:extent cx="1819275" cy="1674495"/>
+            <wp:effectExtent l="0" t="0" r="9525" b="1905"/>
+            <wp:wrapSquare wrapText="bothSides"/>
+            <wp:docPr id="701237683" name="Picture 4" descr="Pendulum Coordinate System"/>
+            <wp:cNvGraphicFramePr>
+              <a:graphicFrameLocks xmlns:a="http://schemas.openxmlformats.org/drawingml/2006/main" noChangeAspect="1"/>
+            </wp:cNvGraphicFramePr>
+            <a:graphic xmlns:a="http://schemas.openxmlformats.org/drawingml/2006/main">
+              <a:graphicData uri="http://schemas.openxmlformats.org/drawingml/2006/picture">
+                <pic:pic xmlns:pic="http://schemas.openxmlformats.org/drawingml/2006/picture">
+                  <pic:nvPicPr>
+                    <pic:cNvPr id="0" name="Picture 6" descr="Pendulum Coordinate System"/>
+                    <pic:cNvPicPr>
+                      <a:picLocks noChangeAspect="1" noChangeArrowheads="1"/>
+                    </pic:cNvPicPr>
+                  </pic:nvPicPr>
+                  <pic:blipFill>
+                    <a:blip r:embed="rId11">
+                      <a:extLst>
+                        <a:ext uri="{28A0092B-C50C-407E-A947-70E740481C1C}">
+                          <a14:useLocalDpi xmlns:a14="http://schemas.microsoft.com/office/drawing/2010/main" val="0"/>
+                        </a:ext>
+                      </a:extLst>
+                    </a:blip>
+                    <a:srcRect/>
+                    <a:stretch>
+                      <a:fillRect/>
+                    </a:stretch>
+                  </pic:blipFill>
+                  <pic:spPr bwMode="auto">
+                    <a:xfrm>
+                      <a:off x="0" y="0"/>
+                      <a:ext cx="1819275" cy="1674495"/>
+                    </a:xfrm>
+                    <a:prstGeom prst="rect">
+                      <a:avLst/>
+                    </a:prstGeom>
+                    <a:noFill/>
+                    <a:ln>
+                      <a:noFill/>
+                    </a:ln>
+                  </pic:spPr>
+                </pic:pic>
+              </a:graphicData>
+            </a:graphic>
+            <wp14:sizeRelH relativeFrom="margin">
+              <wp14:pctWidth>0</wp14:pctWidth>
+            </wp14:sizeRelH>
+            <wp14:sizeRelV relativeFrom="margin">
+              <wp14:pctHeight>0</wp14:pctHeight>
+            </wp14:sizeRelV>
+          </wp:anchor>
+        </w:drawing>
+      </w:r>
+    </w:p>
+    <w:p>
+      <w:pPr>
+        <w:pStyle w:val="Cover-auteur"/>
+        <w:rPr>
+          <w:sz w:val="24"/>
+          <w:szCs w:val="24"/>
+          <w:lang w:val="en-GB"/>
+        </w:rPr>
+      </w:pPr>
+      <w:r>
+        <w:rPr>
+          <w:sz w:val="24"/>
+          <w:szCs w:val="24"/>
+          <w:lang w:val="en-GB"/>
+        </w:rPr>
+        <w:t>Environment</w:t>
+      </w:r>
+      <w:r>
+        <w:rPr>
+          <w:sz w:val="24"/>
+          <w:szCs w:val="24"/>
+          <w:lang w:val="en-GB"/>
+        </w:rPr>
+        <w:t>.</w:t>
+      </w:r>
+    </w:p>
+    <w:p>
+      <w:pPr>
+        <w:pStyle w:val="Cover-auteur"/>
+        <w:rPr>
+          <w:b w:val="0"/>
+          <w:bCs w:val="0"/>
+          <w:lang w:val="en-GB"/>
+        </w:rPr>
+      </w:pPr>
+      <w:r>
+        <w:rPr>
+          <w:b w:val="0"/>
+          <w:bCs w:val="0"/>
+          <w:lang w:val="en-GB"/>
+        </w:rPr>
+        <w:t>Pendulum-v1 is a continuous control problem where the goal is to swing and stabilize a pendulum in the upright position. Episodes have a fixed length of 200 steps.</w:t>
+      </w:r>
+    </w:p>
+    <w:p>
+      <w:pPr>
+        <w:pStyle w:val="Cover-auteur"/>
+        <w:rPr>
+          <w:b w:val="0"/>
+          <w:bCs w:val="0"/>
+          <w:lang w:val="en-GB"/>
+        </w:rPr>
+      </w:pPr>
+    </w:p>
+    <w:p>
+      <w:pPr>
+        <w:pStyle w:val="Cover-auteur"/>
+        <w:rPr>
+          <w:b w:val="0"/>
+          <w:bCs w:val="0"/>
+          <w:lang w:val="en-GB"/>
+        </w:rPr>
+      </w:pPr>
+    </w:p>
+    <w:p>
+      <w:pPr>
+        <w:pStyle w:val="Cover-auteur"/>
+        <w:rPr>
+          <w:sz w:val="24"/>
+          <w:szCs w:val="24"/>
+          <w:lang w:val="en-GB"/>
+        </w:rPr>
+      </w:pPr>
+      <w:r>
+        <w:rPr>
+          <w:sz w:val="24"/>
+          <w:szCs w:val="24"/>
+          <w:lang w:val="en-GB"/>
+        </w:rPr>
+        <w:t>Default Reward</w:t>
+      </w:r>
+    </w:p>
+    <w:p>
+      <w:pPr>
+        <w:pStyle w:val="Cover-auteur"/>
+        <w:rPr>
+          <w:b w:val="0"/>
+          <w:bCs w:val="0"/>
+          <w:lang w:val="en-GB"/>
+        </w:rPr>
+      </w:pPr>
+      <w:r>
+        <w:rPr>
+          <w:b w:val="0"/>
+          <w:bCs w:val="0"/>
+          <w:lang w:val="en-GB"/>
+        </w:rPr>
+        <w:t>The environment’s default reward penalizes angular deviation, angular velocity, and control effort:</w:t>
+      </w:r>
+    </w:p>
+    <w:p>
+      <w:pPr>
+        <w:pStyle w:val="Cover-auteur"/>
+        <w:rPr>
+          <w:sz w:val="24"/>
+          <w:szCs w:val="24"/>
+          <w:lang w:val="en-GB"/>
+        </w:rPr>
+      </w:pPr>
+      <w:r>
+        <w:rPr>
+          <w:sz w:val="24"/>
+          <w:szCs w:val="24"/>
+          <w:lang w:val="en-GB"/>
+        </w:rPr>
+        <w:drawing>
+          <wp:anchor distT="0" distB="0" distL="114300" distR="114300" simplePos="0" relativeHeight="251664384" behindDoc="1" locked="0" layoutInCell="1" allowOverlap="1" wp14:anchorId="3EF2CA70" wp14:editId="68AA3364">
+            <wp:simplePos x="0" y="0"/>
+            <wp:positionH relativeFrom="margin">
+              <wp:align>center</wp:align>
+            </wp:positionH>
+            <wp:positionV relativeFrom="paragraph">
+              <wp:posOffset>13970</wp:posOffset>
+            </wp:positionV>
+            <wp:extent cx="3590925" cy="457200"/>
+            <wp:effectExtent l="0" t="0" r="9525" b="0"/>
+            <wp:wrapTight wrapText="bothSides">
+              <wp:wrapPolygon edited="0">
+                <wp:start x="0" y="0"/>
+                <wp:lineTo x="0" y="20700"/>
+                <wp:lineTo x="21543" y="20700"/>
+                <wp:lineTo x="21543" y="0"/>
+                <wp:lineTo x="0" y="0"/>
+              </wp:wrapPolygon>
+            </wp:wrapTight>
+            <wp:docPr id="105131226" name="Picture 1"/>
+            <wp:cNvGraphicFramePr>
+              <a:graphicFrameLocks xmlns:a="http://schemas.openxmlformats.org/drawingml/2006/main" noChangeAspect="1"/>
+            </wp:cNvGraphicFramePr>
+            <a:graphic xmlns:a="http://schemas.openxmlformats.org/drawingml/2006/main">
+              <a:graphicData uri="http://schemas.openxmlformats.org/drawingml/2006/picture">
+                <pic:pic xmlns:pic="http://schemas.openxmlformats.org/drawingml/2006/picture">
+                  <pic:nvPicPr>
+                    <pic:cNvPr id="105131226" name=""/>
+                    <pic:cNvPicPr/>
+                  </pic:nvPicPr>
+                  <pic:blipFill>
+                    <a:blip r:embed="rId12">
+                      <a:extLst>
+                        <a:ext uri="{28A0092B-C50C-407E-A947-70E740481C1C}">
+                          <a14:useLocalDpi xmlns:a14="http://schemas.microsoft.com/office/drawing/2010/main" val="0"/>
+                        </a:ext>
+                      </a:extLst>
+                    </a:blip>
+                    <a:stretch>
+                      <a:fillRect/>
+                    </a:stretch>
+                  </pic:blipFill>
+                  <pic:spPr>
+                    <a:xfrm>
+                      <a:off x="0" y="0"/>
+                      <a:ext cx="3590925" cy="457200"/>
+                    </a:xfrm>
+                    <a:prstGeom prst="rect">
+                      <a:avLst/>
+                    </a:prstGeom>
+                  </pic:spPr>
+                </pic:pic>
+              </a:graphicData>
+            </a:graphic>
+          </wp:anchor>
+        </w:drawing>
+      </w:r>
+    </w:p>
+    <w:p>
+      <w:pPr>
+        <w:pStyle w:val="Cover-auteur"/>
+        <w:ind w:left="720"/>
+        <w:rPr>
+          <w:b w:val="0"/>
+          <w:bCs w:val="0"/>
+          <w:lang w:val="en-GB"/>
+        </w:rPr>
+      </w:pPr>
+    </w:p>
+    <w:p>
+      <w:pPr>
+        <w:pStyle w:val="Cover-auteur"/>
+        <w:ind w:left="720"/>
+        <w:rPr>
+          <w:b w:val="0"/>
+          <w:bCs w:val="0"/>
+          <w:lang w:val="en-GB"/>
+        </w:rPr>
+      </w:pPr>
+    </w:p>
+    <w:p>
+      <w:pPr>
+        <w:pStyle w:val="Cover-auteur"/>
+        <w:numPr>
+          <w:ilvl w:val="0"/>
+          <w:numId w:val="21"/>
+        </w:numPr>
+        <w:rPr>
+          <w:b w:val="0"/>
+          <w:bCs w:val="0"/>
+          <w:lang w:val="en-GB"/>
+        </w:rPr>
+      </w:pPr>
+      <w:r>
+        <w:rPr>
+          <w:b w:val="0"/>
+          <w:bCs w:val="0"/>
+          <w:lang w:val="en-GB"/>
+        </w:rPr>
+        <w:t>T</w:t>
+      </w:r>
+      <w:r>
+        <w:rPr>
+          <w:b w:val="0"/>
+          <w:bCs w:val="0"/>
+          <w:lang w:val="en-GB"/>
+        </w:rPr>
+        <w:t>heta is the pendulum’s angle normalized between</w:t>
+      </w:r>
+      <w:r>
+        <w:rPr>
+          <w:b w:val="0"/>
+          <w:bCs w:val="0"/>
+          <w:lang w:val="en-GB"/>
+        </w:rPr>
+        <w:t xml:space="preserve"> [-</w:t>
+      </w:r>
+      <w:r>
+        <w:rPr>
+          <w:b w:val="0"/>
+          <w:bCs w:val="0"/>
+          <w:lang w:val="en-GB"/>
+        </w:rPr>
+        <w:t>π</w:t>
+      </w:r>
+      <w:r>
+        <w:rPr>
+          <w:b w:val="0"/>
+          <w:bCs w:val="0"/>
+          <w:lang w:val="en-GB"/>
+        </w:rPr>
+        <w:t xml:space="preserve">, </w:t>
+      </w:r>
+      <w:r>
+        <w:rPr>
+          <w:b w:val="0"/>
+          <w:bCs w:val="0"/>
+          <w:lang w:val="en-GB"/>
+        </w:rPr>
+        <w:t>π</w:t>
+      </w:r>
+      <w:r>
+        <w:rPr>
+          <w:b w:val="0"/>
+          <w:bCs w:val="0"/>
+          <w:lang w:val="en-GB"/>
+        </w:rPr>
+        <w:t>], zero is the upright position</w:t>
+      </w:r>
+      <w:r>
+        <w:rPr>
+          <w:b w:val="0"/>
+          <w:bCs w:val="0"/>
+          <w:lang w:val="en-GB"/>
+        </w:rPr>
+        <w:t xml:space="preserve">. </w:t>
+      </w:r>
+    </w:p>
+    <w:p>
+      <w:pPr>
+        <w:pStyle w:val="Cover-auteur"/>
+        <w:numPr>
+          <w:ilvl w:val="0"/>
+          <w:numId w:val="21"/>
+        </w:numPr>
+        <w:rPr>
+          <w:b w:val="0"/>
+          <w:bCs w:val="0"/>
+          <w:lang w:val="en-GB"/>
+        </w:rPr>
+      </w:pPr>
+      <w:proofErr w:type="spellStart"/>
+      <w:r>
+        <w:rPr>
+          <w:b w:val="0"/>
+          <w:bCs w:val="0"/>
+          <w:lang w:val="en-GB"/>
+        </w:rPr>
+        <w:t>Theta_dot</w:t>
+      </w:r>
+      <w:proofErr w:type="spellEnd"/>
+      <w:r>
+        <w:rPr>
+          <w:b w:val="0"/>
+          <w:bCs w:val="0"/>
+          <w:lang w:val="en-GB"/>
+        </w:rPr>
+        <w:t xml:space="preserve"> is the angular velocity</w:t>
+      </w:r>
+    </w:p>
+    <w:p>
+      <w:pPr>
+        <w:pStyle w:val="Cover-auteur"/>
+        <w:numPr>
+          <w:ilvl w:val="0"/>
+          <w:numId w:val="21"/>
+        </w:numPr>
+        <w:rPr>
+          <w:b w:val="0"/>
+          <w:bCs w:val="0"/>
+          <w:lang w:val="en-GB"/>
+        </w:rPr>
+      </w:pPr>
+      <w:r>
+        <w:rPr>
+          <w:b w:val="0"/>
+          <w:bCs w:val="0"/>
+          <w:lang w:val="en-GB"/>
+        </w:rPr>
+        <w:t>Tau/Torque is the mechanical force applied in Nm. Positive counter-</w:t>
+      </w:r>
+      <w:proofErr w:type="spellStart"/>
+      <w:r>
+        <w:rPr>
+          <w:b w:val="0"/>
+          <w:bCs w:val="0"/>
+          <w:lang w:val="en-GB"/>
+        </w:rPr>
+        <w:t>cloc</w:t>
       </w:r>
       <w:proofErr w:type="spellEnd"/>
     </w:p>
     <w:p>
       <w:pPr>
-        <w:ind w:left="0"/>
-      </w:pPr>
-      <w:r>
-        <w:t>….</w:t>
+        <w:pStyle w:val="Cover-auteur"/>
+        <w:numPr>
+          <w:ilvl w:val="0"/>
+          <w:numId w:val="21"/>
+        </w:numPr>
+        <w:rPr>
+          <w:b w:val="0"/>
+          <w:bCs w:val="0"/>
+          <w:lang w:val="en-GB"/>
+        </w:rPr>
+      </w:pPr>
+      <w:r>
+        <w:rPr>
+          <w:b w:val="0"/>
+          <w:bCs w:val="0"/>
+          <w:lang w:val="en-GB"/>
+        </w:rPr>
+        <w:t>Based on the above equation, the minimum reward that can be obtained is</w:t>
+      </w:r>
+      <w:r>
+        <w:rPr>
+          <w:b w:val="0"/>
+          <w:bCs w:val="0"/>
+          <w:lang w:val="en-GB"/>
+        </w:rPr>
+        <w:t>:</w:t>
+      </w:r>
+      <w:r>
+        <w:rPr>
+          <w:b w:val="0"/>
+          <w:bCs w:val="0"/>
+          <w:lang w:val="en-GB"/>
+        </w:rPr>
+        <w:t xml:space="preserve"> </w:t>
       </w:r>
     </w:p>
     <w:p>
       <w:pPr>
         <w:pStyle w:val="Cover-auteur"/>
-        <w:rPr>
-          <w:lang w:val="en-GB"/>
-        </w:rPr>
-      </w:pPr>
-      <w:r>
-        <w:rPr>
-          <w:lang w:val="en-GB"/>
-        </w:rPr>
-        <w:t>Methodology</w:t>
+        <w:ind w:left="720"/>
+        <w:rPr>
+          <w:b w:val="0"/>
+          <w:bCs w:val="0"/>
+          <w:lang w:val="en-GB"/>
+        </w:rPr>
+      </w:pPr>
+      <w:r>
+        <w:rPr>
+          <w:b w:val="0"/>
+          <w:bCs w:val="0"/>
+          <w:lang w:val="en-GB"/>
+        </w:rPr>
+        <w:t>-(</w:t>
+      </w:r>
+      <w:r>
+        <w:rPr>
+          <w:lang w:val="en-GB"/>
+        </w:rPr>
+        <w:t xml:space="preserve"> </w:t>
+      </w:r>
+      <w:r>
+        <w:rPr>
+          <w:b w:val="0"/>
+          <w:bCs w:val="0"/>
+          <w:lang w:val="en-GB"/>
+        </w:rPr>
+        <w:t>π</w:t>
+      </w:r>
+      <w:r>
+        <w:rPr>
+          <w:b w:val="0"/>
+          <w:bCs w:val="0"/>
+          <w:lang w:val="en-GB"/>
+        </w:rPr>
+        <w:t>²</w:t>
+      </w:r>
+      <w:r>
+        <w:rPr>
+          <w:b w:val="0"/>
+          <w:bCs w:val="0"/>
+          <w:lang w:val="en-GB"/>
+        </w:rPr>
+        <w:t xml:space="preserve"> + 0.1 * 8</w:t>
+      </w:r>
+      <w:r>
+        <w:rPr>
+          <w:b w:val="0"/>
+          <w:bCs w:val="0"/>
+          <w:lang w:val="en-GB"/>
+        </w:rPr>
+        <w:t>²</w:t>
+      </w:r>
+      <w:r>
+        <w:rPr>
+          <w:b w:val="0"/>
+          <w:bCs w:val="0"/>
+          <w:lang w:val="en-GB"/>
+        </w:rPr>
+        <w:t xml:space="preserve"> </w:t>
+      </w:r>
+      <w:r>
+        <w:rPr>
+          <w:b w:val="0"/>
+          <w:bCs w:val="0"/>
+          <w:lang w:val="en-GB"/>
+        </w:rPr>
+        <w:t>+ 0.001 * 2</w:t>
+      </w:r>
+      <w:proofErr w:type="gramStart"/>
+      <w:r>
+        <w:rPr>
+          <w:b w:val="0"/>
+          <w:bCs w:val="0"/>
+          <w:lang w:val="en-GB"/>
+        </w:rPr>
+        <w:t>²</w:t>
+      </w:r>
+      <w:r>
+        <w:rPr>
+          <w:b w:val="0"/>
+          <w:bCs w:val="0"/>
+          <w:lang w:val="en-GB"/>
+        </w:rPr>
+        <w:t>)</w:t>
+      </w:r>
+      <w:r>
+        <w:rPr>
+          <w:b w:val="0"/>
+          <w:bCs w:val="0"/>
+          <w:lang w:val="en-GB"/>
+        </w:rPr>
+        <w:t xml:space="preserve"> </w:t>
+      </w:r>
+      <w:r>
+        <w:rPr>
+          <w:b w:val="0"/>
+          <w:bCs w:val="0"/>
+          <w:lang w:val="en-GB"/>
+        </w:rPr>
+        <w:t xml:space="preserve"> =</w:t>
+      </w:r>
+      <w:proofErr w:type="gramEnd"/>
+      <w:r>
+        <w:rPr>
+          <w:b w:val="0"/>
+          <w:bCs w:val="0"/>
+          <w:lang w:val="en-GB"/>
+        </w:rPr>
+        <w:t xml:space="preserve"> </w:t>
+      </w:r>
+      <w:r>
+        <w:rPr>
+          <w:b w:val="0"/>
+          <w:bCs w:val="0"/>
+          <w:lang w:val="en-GB"/>
+        </w:rPr>
+        <w:t xml:space="preserve"> -16.2736044, while the maximum reward is zero (pendulum is upright with zero velocity and no torque applied).</w:t>
       </w:r>
     </w:p>
     <w:p>
       <w:pPr>
-        <w:ind w:left="0"/>
-        <w:rPr>
-          <w:lang w:val="en-GB"/>
-        </w:rPr>
-      </w:pPr>
-      <w:r>
-        <w:rPr>
-          <w:lang w:val="en-GB"/>
-        </w:rPr>
-        <w:t>….</w:t>
+        <w:pStyle w:val="Cover-auteur"/>
+        <w:numPr>
+          <w:ilvl w:val="0"/>
+          <w:numId w:val="21"/>
+        </w:numPr>
+        <w:rPr>
+          <w:b w:val="0"/>
+          <w:bCs w:val="0"/>
+          <w:lang w:val="en-GB"/>
+        </w:rPr>
+      </w:pPr>
+      <w:r>
+        <w:rPr>
+          <w:b w:val="0"/>
+          <w:bCs w:val="0"/>
+          <w:lang w:val="en-GB"/>
+        </w:rPr>
+        <w:t>The starting state is a random angle in [-π, π] and a random angular velocity in [-1,1].</w:t>
       </w:r>
     </w:p>
     <w:p>
       <w:pPr>
+        <w:spacing w:before="0" w:after="160" w:line="278" w:lineRule="auto"/>
+        <w:ind w:left="0"/>
+        <w:rPr>
+          <w:b/>
+          <w:bCs/>
+          <w:sz w:val="24"/>
+          <w:lang w:val="en-GB"/>
+        </w:rPr>
+      </w:pPr>
+      <w:r>
+        <w:rPr>
+          <w:b/>
+          <w:bCs/>
+          <w:sz w:val="24"/>
+          <w:lang w:val="en-GB"/>
+        </w:rPr>
+        <w:br w:type="page"/>
+      </w:r>
+    </w:p>
+    <w:p>
+      <w:pPr>
+        <w:spacing w:before="0" w:after="160" w:line="278" w:lineRule="auto"/>
         <w:ind w:left="0"/>
         <w:rPr>
           <w:b/>
           <w:bCs/>
           <w:color w:val="000000" w:themeColor="text1"/>
-          <w:szCs w:val="22"/>
+          <w:sz w:val="24"/>
           <w:lang w:val="en-GB"/>
         </w:rPr>
       </w:pPr>
@@ -593,64 +1309,717 @@
           <w:b/>
           <w:bCs/>
           <w:color w:val="000000" w:themeColor="text1"/>
-          <w:szCs w:val="22"/>
-          <w:lang w:val="en-GB"/>
-        </w:rPr>
-        <w:t>Results and Discussion</w:t>
-      </w:r>
-    </w:p>
-    <w:p>
-      <w:pPr>
-        <w:ind w:left="0"/>
-        <w:rPr>
-          <w:lang w:val="en-GB"/>
-        </w:rPr>
-      </w:pPr>
-      <w:r>
-        <w:rPr>
-          <w:lang w:val="en-GB"/>
-        </w:rPr>
-        <w:t>….</w:t>
-      </w:r>
-    </w:p>
-    <w:p>
-      <w:pPr>
-        <w:ind w:left="0"/>
+          <w:sz w:val="24"/>
+          <w:lang w:val="en-GB"/>
+        </w:rPr>
+        <w:lastRenderedPageBreak/>
+        <w:t>Custom Reward Design</w:t>
+      </w:r>
+      <w:r>
         <w:rPr>
           <w:b/>
           <w:bCs/>
           <w:color w:val="000000" w:themeColor="text1"/>
+          <w:sz w:val="24"/>
+          <w:lang w:val="en-GB"/>
+        </w:rPr>
+        <w:t>:</w:t>
+      </w:r>
+    </w:p>
+    <w:p>
+      <w:pPr>
+        <w:spacing w:before="0" w:after="160" w:line="278" w:lineRule="auto"/>
+        <w:ind w:left="0"/>
+        <w:rPr>
+          <w:color w:val="000000" w:themeColor="text1"/>
+          <w:sz w:val="24"/>
+          <w:lang w:val="en-GB"/>
+        </w:rPr>
+      </w:pPr>
+      <w:r>
+        <w:rPr>
+          <w:color w:val="000000" w:themeColor="text1"/>
           <w:szCs w:val="22"/>
           <w:lang w:val="en-GB"/>
         </w:rPr>
-      </w:pPr>
-      <w:r>
+        <w:t>To better align the reward with the desired behavio</w:t>
+      </w:r>
+      <w:r>
+        <w:rPr>
+          <w:color w:val="000000" w:themeColor="text1"/>
+          <w:szCs w:val="22"/>
+          <w:lang w:val="en-GB"/>
+        </w:rPr>
+        <w:t>u</w:t>
+      </w:r>
+      <w:r>
+        <w:rPr>
+          <w:color w:val="000000" w:themeColor="text1"/>
+          <w:szCs w:val="22"/>
+          <w:lang w:val="en-GB"/>
+        </w:rPr>
+        <w:t>r, we design a custom reward</w:t>
+      </w:r>
+      <w:r>
+        <w:rPr>
+          <w:color w:val="000000" w:themeColor="text1"/>
+          <w:sz w:val="24"/>
+          <w:lang w:val="en-GB"/>
+        </w:rPr>
+        <w:t>:</w:t>
+      </w:r>
+    </w:p>
+    <w:p>
+      <w:pPr>
+        <w:spacing w:before="0" w:after="160" w:line="278" w:lineRule="auto"/>
+        <w:ind w:left="0"/>
+        <w:rPr>
+          <w:color w:val="000000" w:themeColor="text1"/>
+          <w:sz w:val="24"/>
+          <w:lang w:val="en-GB"/>
+        </w:rPr>
+      </w:pPr>
+      <w:r>
+        <w:rPr>
+          <w:color w:val="000000" w:themeColor="text1"/>
+          <w:sz w:val="24"/>
+          <w:lang w:val="en-GB"/>
+        </w:rPr>
+        <w:drawing>
+          <wp:anchor distT="0" distB="0" distL="114300" distR="114300" simplePos="0" relativeHeight="251663360" behindDoc="1" locked="0" layoutInCell="1" allowOverlap="1" wp14:anchorId="591E8D99" wp14:editId="3294A846">
+            <wp:simplePos x="0" y="0"/>
+            <wp:positionH relativeFrom="margin">
+              <wp:align>center</wp:align>
+            </wp:positionH>
+            <wp:positionV relativeFrom="paragraph">
+              <wp:posOffset>6985</wp:posOffset>
+            </wp:positionV>
+            <wp:extent cx="2172003" cy="438211"/>
+            <wp:effectExtent l="0" t="0" r="0" b="0"/>
+            <wp:wrapTight wrapText="bothSides">
+              <wp:wrapPolygon edited="0">
+                <wp:start x="0" y="0"/>
+                <wp:lineTo x="0" y="20661"/>
+                <wp:lineTo x="21411" y="20661"/>
+                <wp:lineTo x="21411" y="0"/>
+                <wp:lineTo x="0" y="0"/>
+              </wp:wrapPolygon>
+            </wp:wrapTight>
+            <wp:docPr id="446866818" name="Picture 1"/>
+            <wp:cNvGraphicFramePr>
+              <a:graphicFrameLocks xmlns:a="http://schemas.openxmlformats.org/drawingml/2006/main" noChangeAspect="1"/>
+            </wp:cNvGraphicFramePr>
+            <a:graphic xmlns:a="http://schemas.openxmlformats.org/drawingml/2006/main">
+              <a:graphicData uri="http://schemas.openxmlformats.org/drawingml/2006/picture">
+                <pic:pic xmlns:pic="http://schemas.openxmlformats.org/drawingml/2006/picture">
+                  <pic:nvPicPr>
+                    <pic:cNvPr id="446866818" name=""/>
+                    <pic:cNvPicPr/>
+                  </pic:nvPicPr>
+                  <pic:blipFill>
+                    <a:blip r:embed="rId13">
+                      <a:extLst>
+                        <a:ext uri="{28A0092B-C50C-407E-A947-70E740481C1C}">
+                          <a14:useLocalDpi xmlns:a14="http://schemas.microsoft.com/office/drawing/2010/main" val="0"/>
+                        </a:ext>
+                      </a:extLst>
+                    </a:blip>
+                    <a:stretch>
+                      <a:fillRect/>
+                    </a:stretch>
+                  </pic:blipFill>
+                  <pic:spPr>
+                    <a:xfrm>
+                      <a:off x="0" y="0"/>
+                      <a:ext cx="2172003" cy="438211"/>
+                    </a:xfrm>
+                    <a:prstGeom prst="rect">
+                      <a:avLst/>
+                    </a:prstGeom>
+                  </pic:spPr>
+                </pic:pic>
+              </a:graphicData>
+            </a:graphic>
+          </wp:anchor>
+        </w:drawing>
+      </w:r>
+    </w:p>
+    <w:p>
+      <w:pPr>
+        <w:spacing w:before="0" w:after="160" w:line="278" w:lineRule="auto"/>
+        <w:ind w:left="0"/>
+        <w:rPr>
+          <w:szCs w:val="22"/>
+          <w:lang w:val="en-GB"/>
+        </w:rPr>
+      </w:pPr>
+    </w:p>
+    <w:p>
+      <w:pPr>
+        <w:spacing w:before="0" w:after="160" w:line="278" w:lineRule="auto"/>
+        <w:ind w:left="0"/>
+        <w:rPr>
+          <w:szCs w:val="22"/>
+          <w:lang w:val="en-GB"/>
+        </w:rPr>
+      </w:pPr>
+      <w:r>
+        <w:rPr>
+          <w:szCs w:val="22"/>
+          <w:lang w:val="en-GB"/>
+        </w:rPr>
+        <w:t>This formulation directly rewards upright positions while discouraging oscillations, resulting in smoother stabilization and improved learning dynamics.</w:t>
+      </w:r>
+    </w:p>
+    <w:p>
+      <w:pPr>
+        <w:spacing w:before="0" w:after="160" w:line="278" w:lineRule="auto"/>
+        <w:ind w:left="0"/>
+        <w:rPr>
+          <w:szCs w:val="22"/>
+          <w:lang w:val="en-GB"/>
+        </w:rPr>
+      </w:pPr>
+    </w:p>
+    <w:p>
+      <w:pPr>
+        <w:spacing w:before="0" w:after="160" w:line="278" w:lineRule="auto"/>
+        <w:ind w:left="0"/>
+        <w:rPr>
+          <w:b/>
+          <w:bCs/>
+          <w:sz w:val="24"/>
+          <w:lang w:val="en-GB"/>
+        </w:rPr>
+      </w:pPr>
+      <w:r>
+        <w:rPr>
+          <w:b/>
+          <w:bCs/>
+          <w:sz w:val="24"/>
+          <w:lang w:val="en-GB"/>
+        </w:rPr>
+        <w:t>Extension: Hyperparameter Tuning</w:t>
+      </w:r>
+    </w:p>
+    <w:p>
+      <w:pPr>
+        <w:spacing w:before="0" w:after="160" w:line="278" w:lineRule="auto"/>
+        <w:ind w:left="0"/>
+        <w:rPr>
+          <w:szCs w:val="22"/>
+          <w:lang w:val="en-GB"/>
+        </w:rPr>
+      </w:pPr>
+      <w:r>
+        <w:rPr>
+          <w:szCs w:val="22"/>
+          <w:lang w:val="en-GB"/>
+        </w:rPr>
+        <w:t>As an extension, we tune the PPO learning rate, evaluating multiple values to analy</w:t>
+      </w:r>
+      <w:r>
+        <w:rPr>
+          <w:szCs w:val="22"/>
+          <w:lang w:val="en-GB"/>
+        </w:rPr>
+        <w:t>s</w:t>
+      </w:r>
+      <w:r>
+        <w:rPr>
+          <w:szCs w:val="22"/>
+          <w:lang w:val="en-GB"/>
+        </w:rPr>
+        <w:t>e their effect on convergence speed and stability.</w:t>
+      </w:r>
+    </w:p>
+    <w:p>
+      <w:pPr>
+        <w:pStyle w:val="Cover-auteur"/>
+        <w:rPr>
+          <w:sz w:val="24"/>
+          <w:szCs w:val="24"/>
+          <w:lang w:val="en-GB"/>
+        </w:rPr>
+      </w:pPr>
+    </w:p>
+    <w:p>
+      <w:pPr>
+        <w:ind w:left="0"/>
         <w:rPr>
           <w:b/>
           <w:bCs/>
           <w:color w:val="000000" w:themeColor="text1"/>
-          <w:szCs w:val="22"/>
-          <w:lang w:val="en-GB"/>
-        </w:rPr>
-        <w:t>Conclusion</w:t>
+          <w:sz w:val="28"/>
+          <w:szCs w:val="28"/>
+          <w:lang w:val="en-GB"/>
+        </w:rPr>
+      </w:pPr>
+      <w:r>
+        <w:rPr>
+          <w:b/>
+          <w:bCs/>
+          <w:color w:val="000000" w:themeColor="text1"/>
+          <w:sz w:val="28"/>
+          <w:szCs w:val="28"/>
+          <w:lang w:val="en-GB"/>
+        </w:rPr>
+        <w:t>Results and Discussion</w:t>
       </w:r>
     </w:p>
     <w:p>
       <w:pPr>
         <w:ind w:left="0"/>
         <w:rPr>
-          <w:lang w:val="en-GB"/>
-        </w:rPr>
-      </w:pPr>
-      <w:r>
-        <w:rPr>
-          <w:lang w:val="en-GB"/>
-        </w:rPr>
-        <w:t>….</w:t>
+          <w:b/>
+          <w:bCs/>
+          <w:color w:val="000000" w:themeColor="text1"/>
+          <w:sz w:val="24"/>
+          <w:lang w:val="en-GB"/>
+        </w:rPr>
+      </w:pPr>
+      <w:r>
+        <w:rPr>
+          <w:b/>
+          <w:bCs/>
+          <w:color w:val="000000" w:themeColor="text1"/>
+          <w:sz w:val="24"/>
+          <w:lang w:val="en-GB"/>
+        </w:rPr>
+        <w:t>Baseline Performance</w:t>
       </w:r>
     </w:p>
     <w:p>
       <w:pPr>
+        <w:keepNext/>
+        <w:ind w:left="0"/>
+      </w:pPr>
+      <w:r>
+        <w:rPr>
+          <w:b/>
+          <w:bCs/>
+          <w:color w:val="000000" w:themeColor="text1"/>
+          <w:sz w:val="24"/>
+          <w:lang w:val="en-GB"/>
+        </w:rPr>
+        <w:drawing>
+          <wp:inline distT="0" distB="0" distL="0" distR="0" wp14:anchorId="60097ABD" wp14:editId="17BC2876">
+            <wp:extent cx="5759450" cy="2877185"/>
+            <wp:effectExtent l="0" t="0" r="0" b="0"/>
+            <wp:docPr id="18260637" name="Picture 1"/>
+            <wp:cNvGraphicFramePr>
+              <a:graphicFrameLocks xmlns:a="http://schemas.openxmlformats.org/drawingml/2006/main" noChangeAspect="1"/>
+            </wp:cNvGraphicFramePr>
+            <a:graphic xmlns:a="http://schemas.openxmlformats.org/drawingml/2006/main">
+              <a:graphicData uri="http://schemas.openxmlformats.org/drawingml/2006/picture">
+                <pic:pic xmlns:pic="http://schemas.openxmlformats.org/drawingml/2006/picture">
+                  <pic:nvPicPr>
+                    <pic:cNvPr id="18260637" name=""/>
+                    <pic:cNvPicPr/>
+                  </pic:nvPicPr>
+                  <pic:blipFill>
+                    <a:blip r:embed="rId14"/>
+                    <a:stretch>
+                      <a:fillRect/>
+                    </a:stretch>
+                  </pic:blipFill>
+                  <pic:spPr>
+                    <a:xfrm>
+                      <a:off x="0" y="0"/>
+                      <a:ext cx="5759450" cy="2877185"/>
+                    </a:xfrm>
+                    <a:prstGeom prst="rect">
+                      <a:avLst/>
+                    </a:prstGeom>
+                  </pic:spPr>
+                </pic:pic>
+              </a:graphicData>
+            </a:graphic>
+          </wp:inline>
+        </w:drawing>
+      </w:r>
+    </w:p>
+    <w:p>
+      <w:pPr>
+        <w:pStyle w:val="Caption"/>
+        <w:rPr>
+          <w:b/>
+          <w:bCs/>
+          <w:color w:val="auto"/>
+          <w:sz w:val="16"/>
+          <w:szCs w:val="16"/>
+          <w:lang w:val="en-GB"/>
+        </w:rPr>
+      </w:pPr>
+      <w:r>
+        <w:rPr>
+          <w:color w:val="auto"/>
+          <w:sz w:val="16"/>
+          <w:szCs w:val="16"/>
+          <w:lang w:val="en-GB"/>
+        </w:rPr>
+        <w:t xml:space="preserve">Figure </w:t>
+      </w:r>
+      <w:r>
+        <w:rPr>
+          <w:color w:val="auto"/>
+          <w:sz w:val="16"/>
+          <w:szCs w:val="16"/>
+        </w:rPr>
+        <w:fldChar w:fldCharType="begin"/>
+      </w:r>
+      <w:r>
+        <w:rPr>
+          <w:color w:val="auto"/>
+          <w:sz w:val="16"/>
+          <w:szCs w:val="16"/>
+          <w:lang w:val="en-GB"/>
+        </w:rPr>
+        <w:instrText xml:space="preserve"> SEQ Figure \* ARABIC </w:instrText>
+      </w:r>
+      <w:r>
+        <w:rPr>
+          <w:color w:val="auto"/>
+          <w:sz w:val="16"/>
+          <w:szCs w:val="16"/>
+        </w:rPr>
+        <w:fldChar w:fldCharType="separate"/>
+      </w:r>
+      <w:r>
+        <w:rPr>
+          <w:noProof/>
+          <w:color w:val="auto"/>
+          <w:sz w:val="16"/>
+          <w:szCs w:val="16"/>
+          <w:lang w:val="en-GB"/>
+        </w:rPr>
+        <w:t>1</w:t>
+      </w:r>
+      <w:r>
+        <w:rPr>
+          <w:color w:val="auto"/>
+          <w:sz w:val="16"/>
+          <w:szCs w:val="16"/>
+        </w:rPr>
+        <w:fldChar w:fldCharType="end"/>
+      </w:r>
+      <w:r>
+        <w:rPr>
+          <w:color w:val="auto"/>
+          <w:sz w:val="16"/>
+          <w:szCs w:val="16"/>
+          <w:lang w:val="en-GB"/>
+        </w:rPr>
+        <w:t>: Training curves of PPO on Pendulum-v1 using the default reward over three random seeds.</w:t>
+      </w:r>
+    </w:p>
+    <w:p>
+      <w:pPr>
+        <w:ind w:left="0"/>
+        <w:rPr>
+          <w:color w:val="000000" w:themeColor="text1"/>
+          <w:szCs w:val="22"/>
+          <w:lang w:val="en-GB"/>
+        </w:rPr>
+      </w:pPr>
+      <w:r>
+        <w:rPr>
+          <w:color w:val="000000" w:themeColor="text1"/>
+          <w:szCs w:val="22"/>
+          <w:lang w:val="en-GB"/>
+        </w:rPr>
+        <w:t>The baseline PPO agent shows a gradual improvement from approximately −1200 average episode reward to values between −21</w:t>
+      </w:r>
+      <w:r>
+        <w:rPr>
+          <w:color w:val="000000" w:themeColor="text1"/>
+          <w:szCs w:val="22"/>
+          <w:lang w:val="en-GB"/>
+        </w:rPr>
+        <w:t>2</w:t>
+      </w:r>
+      <w:r>
+        <w:rPr>
+          <w:color w:val="000000" w:themeColor="text1"/>
+          <w:szCs w:val="22"/>
+          <w:lang w:val="en-GB"/>
+        </w:rPr>
+        <w:t xml:space="preserve"> and −</w:t>
+      </w:r>
+      <w:r>
+        <w:rPr>
+          <w:color w:val="000000" w:themeColor="text1"/>
+          <w:szCs w:val="22"/>
+          <w:lang w:val="en-GB"/>
+        </w:rPr>
+        <w:t>315</w:t>
+      </w:r>
+      <w:r>
+        <w:rPr>
+          <w:color w:val="000000" w:themeColor="text1"/>
+          <w:szCs w:val="22"/>
+          <w:lang w:val="en-GB"/>
+        </w:rPr>
+        <w:t xml:space="preserve"> after training. Episode length remains constant at 200 steps, as expected.</w:t>
+      </w:r>
+    </w:p>
+    <w:p>
+      <w:pPr>
+        <w:ind w:left="0"/>
+        <w:rPr>
+          <w:color w:val="000000" w:themeColor="text1"/>
+          <w:szCs w:val="22"/>
+          <w:lang w:val="en-GB"/>
+        </w:rPr>
+      </w:pPr>
+    </w:p>
+    <w:p>
+      <w:pPr>
+        <w:ind w:left="0"/>
+        <w:rPr>
+          <w:color w:val="000000" w:themeColor="text1"/>
+          <w:szCs w:val="22"/>
+          <w:lang w:val="en-GB"/>
+        </w:rPr>
+      </w:pPr>
+    </w:p>
+    <w:p>
+      <w:pPr>
+        <w:ind w:left="0"/>
+        <w:rPr>
+          <w:b/>
+          <w:bCs/>
+          <w:color w:val="000000" w:themeColor="text1"/>
+          <w:sz w:val="24"/>
+          <w:lang w:val="en-GB"/>
+        </w:rPr>
+      </w:pPr>
+      <w:r>
+        <w:rPr>
+          <w:b/>
+          <w:bCs/>
+          <w:color w:val="000000" w:themeColor="text1"/>
+          <w:sz w:val="24"/>
+          <w:lang w:val="en-GB"/>
+        </w:rPr>
+        <w:lastRenderedPageBreak/>
+        <w:t>Effect of Reward Engineering</w:t>
+      </w:r>
+    </w:p>
+    <w:p>
+      <w:pPr>
+        <w:ind w:left="0"/>
+        <w:rPr>
+          <w:color w:val="000000" w:themeColor="text1"/>
+          <w:szCs w:val="22"/>
+          <w:lang w:val="en-GB"/>
+        </w:rPr>
+      </w:pPr>
+      <w:r>
+        <w:rPr>
+          <w:color w:val="000000" w:themeColor="text1"/>
+          <w:szCs w:val="22"/>
+          <w:lang w:val="en-GB"/>
+        </w:rPr>
+        <w:t xml:space="preserve">With the custom reward, the agent converges faster and achieves higher reward values (closer to zero). Variance between episodes is reduced, indicating more stable </w:t>
+      </w:r>
+      <w:r>
+        <w:rPr>
+          <w:color w:val="000000" w:themeColor="text1"/>
+          <w:szCs w:val="22"/>
+          <w:lang w:val="en-GB"/>
+        </w:rPr>
+        <w:t>behaviour</w:t>
+      </w:r>
+      <w:r>
+        <w:rPr>
+          <w:color w:val="000000" w:themeColor="text1"/>
+          <w:szCs w:val="22"/>
+          <w:lang w:val="en-GB"/>
+        </w:rPr>
+        <w:t xml:space="preserve"> and smoother control.</w:t>
+      </w:r>
+    </w:p>
+    <w:p>
+      <w:pPr>
+        <w:ind w:left="0"/>
+        <w:rPr>
+          <w:color w:val="000000" w:themeColor="text1"/>
+          <w:szCs w:val="22"/>
+          <w:lang w:val="en-GB"/>
+        </w:rPr>
+      </w:pPr>
+    </w:p>
+    <w:p>
+      <w:pPr>
+        <w:ind w:left="0"/>
+        <w:rPr>
+          <w:b/>
+          <w:bCs/>
+          <w:color w:val="000000" w:themeColor="text1"/>
+          <w:sz w:val="24"/>
+          <w:lang w:val="en-GB"/>
+        </w:rPr>
+      </w:pPr>
+      <w:r>
+        <w:rPr>
+          <w:b/>
+          <w:bCs/>
+          <w:color w:val="000000" w:themeColor="text1"/>
+          <w:sz w:val="24"/>
+          <w:lang w:val="en-GB"/>
+        </w:rPr>
+        <w:t>Extension Analysis</w:t>
+      </w:r>
+    </w:p>
+    <w:p>
+      <w:pPr>
+        <w:ind w:left="0"/>
+        <w:rPr>
+          <w:color w:val="000000" w:themeColor="text1"/>
+          <w:szCs w:val="22"/>
+          <w:lang w:val="en-GB"/>
+        </w:rPr>
+      </w:pPr>
+      <w:r>
+        <w:rPr>
+          <w:color w:val="000000" w:themeColor="text1"/>
+          <w:szCs w:val="22"/>
+          <w:lang w:val="en-GB"/>
+        </w:rPr>
+        <w:t>Learning rate tuning further improves performance, reducing variance and improving convergence stability compared to the untuned custom reward agent.</w:t>
+      </w:r>
+    </w:p>
+    <w:p>
+      <w:pPr>
+        <w:ind w:left="0"/>
+        <w:rPr>
+          <w:color w:val="000000" w:themeColor="text1"/>
+          <w:szCs w:val="22"/>
+          <w:lang w:val="en-GB"/>
+        </w:rPr>
+      </w:pPr>
+    </w:p>
+    <w:p>
+      <w:pPr>
+        <w:ind w:left="0"/>
+        <w:rPr>
+          <w:color w:val="000000" w:themeColor="text1"/>
+          <w:szCs w:val="22"/>
+          <w:lang w:val="en-GB"/>
+        </w:rPr>
+      </w:pPr>
+    </w:p>
+    <w:p>
+      <w:pPr>
+        <w:ind w:left="0"/>
+        <w:rPr>
+          <w:color w:val="000000" w:themeColor="text1"/>
+          <w:szCs w:val="22"/>
+          <w:lang w:val="en-GB"/>
+        </w:rPr>
+      </w:pPr>
+    </w:p>
+    <w:p>
+      <w:pPr>
+        <w:ind w:left="0"/>
+        <w:rPr>
+          <w:color w:val="000000" w:themeColor="text1"/>
+          <w:szCs w:val="22"/>
+          <w:lang w:val="en-GB"/>
+        </w:rPr>
+      </w:pPr>
+    </w:p>
+    <w:p>
+      <w:pPr>
+        <w:ind w:left="0"/>
+        <w:rPr>
+          <w:b/>
+          <w:bCs/>
+          <w:color w:val="000000" w:themeColor="text1"/>
+          <w:sz w:val="24"/>
+          <w:lang w:val="en-GB"/>
+        </w:rPr>
+      </w:pPr>
+      <w:r>
+        <w:rPr>
+          <w:b/>
+          <w:bCs/>
+          <w:color w:val="000000" w:themeColor="text1"/>
+          <w:sz w:val="24"/>
+          <w:lang w:val="en-GB"/>
+        </w:rPr>
+        <w:t>Challenges</w:t>
+      </w:r>
+    </w:p>
+    <w:p>
+      <w:pPr>
+        <w:ind w:left="0"/>
+        <w:rPr>
+          <w:color w:val="000000" w:themeColor="text1"/>
+          <w:szCs w:val="22"/>
+          <w:lang w:val="en-GB"/>
+        </w:rPr>
+      </w:pPr>
+      <w:r>
+        <w:rPr>
+          <w:color w:val="000000" w:themeColor="text1"/>
+          <w:szCs w:val="22"/>
+          <w:lang w:val="en-GB"/>
+        </w:rPr>
+        <w:t>Key challenges included reward scaling differences between default and custom rewards, as well as high variance across training seeds. These were addressed by using multiple trials, deterministic evaluation, and careful interpretation of relative improvements rather than absolute reward values.</w:t>
+      </w:r>
+    </w:p>
+    <w:p>
+      <w:pPr>
+        <w:ind w:left="0"/>
+        <w:rPr>
+          <w:b/>
+          <w:bCs/>
+          <w:color w:val="000000" w:themeColor="text1"/>
+          <w:sz w:val="24"/>
+          <w:lang w:val="en-GB"/>
+        </w:rPr>
+      </w:pPr>
+      <w:r>
+        <w:rPr>
+          <w:b/>
+          <w:bCs/>
+          <w:color w:val="000000" w:themeColor="text1"/>
+          <w:sz w:val="24"/>
+          <w:lang w:val="en-GB"/>
+        </w:rPr>
+        <w:t>Conclusion</w:t>
+      </w:r>
+    </w:p>
+    <w:p>
+      <w:pPr>
+        <w:ind w:left="0"/>
+        <w:rPr>
+          <w:lang w:val="en-GB"/>
+        </w:rPr>
+      </w:pPr>
+      <w:r>
+        <w:rPr>
+          <w:lang w:val="en-GB"/>
+        </w:rPr>
+        <w:t xml:space="preserve">This project demonstrates the importance of reward engineering and hyperparameter tuning in DRL. A carefully designed custom reward significantly improves learning efficiency and </w:t>
+      </w:r>
+      <w:r>
+        <w:rPr>
+          <w:lang w:val="en-GB"/>
+        </w:rPr>
+        <w:t>behavioural</w:t>
+      </w:r>
+      <w:r>
+        <w:rPr>
+          <w:lang w:val="en-GB"/>
+        </w:rPr>
+        <w:t xml:space="preserve"> stability in Pendulum-v1. Further gains are achieved through learning rate optimization. Future work could explore alternative algorithms such as SAC or more advanced exploration strategies</w:t>
+      </w:r>
+    </w:p>
+    <w:p>
+      <w:pPr>
         <w:pStyle w:val="Cover-auteur"/>
         <w:rPr>
           <w:b w:val="0"/>
@@ -670,12 +2039,12 @@
       </w:pPr>
     </w:p>
     <w:sectPr>
-      <w:headerReference w:type="even" r:id="rId11"/>
-      <w:headerReference w:type="default" r:id="rId12"/>
-      <w:footerReference w:type="even" r:id="rId13"/>
-      <w:footerReference w:type="default" r:id="rId14"/>
-      <w:headerReference w:type="first" r:id="rId15"/>
-      <w:footerReference w:type="first" r:id="rId16"/>
+      <w:headerReference w:type="even" r:id="rId15"/>
+      <w:headerReference w:type="default" r:id="rId16"/>
+      <w:footerReference w:type="even" r:id="rId17"/>
+      <w:footerReference w:type="default" r:id="rId18"/>
+      <w:headerReference w:type="first" r:id="rId19"/>
+      <w:footerReference w:type="first" r:id="rId20"/>
       <w:type w:val="continuous"/>
       <w:pgSz w:w="11906" w:h="16838"/>
       <w:pgMar w:top="1985" w:right="1418" w:bottom="1418" w:left="1418" w:header="709" w:footer="845" w:gutter="0"/>
@@ -894,12 +2263,14 @@
                               <w:color w:val="323232" w:themeColor="accent1"/>
                             </w:rPr>
                           </w:pPr>
+                          <w:proofErr w:type="gramStart"/>
                           <w:r>
                             <w:rPr>
                               <w:color w:val="323232" w:themeColor="accent1"/>
                             </w:rPr>
                             <w:t>kdg.be</w:t>
                           </w:r>
+                          <w:proofErr w:type="gramEnd"/>
                         </w:p>
                       </w:txbxContent>
                     </wps:txbx>
@@ -939,12 +2310,14 @@
                         <w:color w:val="323232" w:themeColor="accent1"/>
                       </w:rPr>
                     </w:pPr>
+                    <w:proofErr w:type="gramStart"/>
                     <w:r>
                       <w:rPr>
                         <w:color w:val="323232" w:themeColor="accent1"/>
                       </w:rPr>
                       <w:t>kdg.be</w:t>
                     </w:r>
+                    <w:proofErr w:type="gramEnd"/>
                   </w:p>
                 </w:txbxContent>
               </v:textbox>
@@ -953,20 +2326,26 @@
         </mc:Fallback>
       </mc:AlternateContent>
     </w:r>
-    <w:proofErr w:type="spellStart"/>
+    <w:proofErr w:type="gramStart"/>
     <w:r>
       <w:rPr>
         <w:rStyle w:val="PageNumber"/>
       </w:rPr>
-      <w:t>Footertext</w:t>
+      <w:t>DRL</w:t>
     </w:r>
-    <w:proofErr w:type="spellEnd"/>
     <w:r>
       <w:rPr>
         <w:rStyle w:val="PageNumber"/>
       </w:rPr>
       <w:t xml:space="preserve"> </w:t>
     </w:r>
+    <w:r>
+      <w:rPr>
+        <w:rStyle w:val="PageNumber"/>
+      </w:rPr>
+      <w:t>project</w:t>
+    </w:r>
+    <w:proofErr w:type="gramEnd"/>
   </w:p>
 </w:ftr>
 </file>
@@ -1307,7 +2686,7 @@
 <w:numbering xmlns:wpc="http://schemas.microsoft.com/office/word/2010/wordprocessingCanvas" xmlns:cx="http://schemas.microsoft.com/office/drawing/2014/chartex" xmlns:cx1="http://schemas.microsoft.com/office/drawing/2015/9/8/chartex" xmlns:cx2="http://schemas.microsoft.com/office/drawing/2015/10/21/chartex" xmlns:cx3="http://schemas.microsoft.com/office/drawing/2016/5/9/chartex" xmlns:cx4="http://schemas.microsoft.com/office/drawing/2016/5/10/chartex" xmlns:cx5="http://schemas.microsoft.com/office/drawing/2016/5/11/chartex" xmlns:cx6="http://schemas.microsoft.com/office/drawing/2016/5/12/chartex" xmlns:cx7="http://schemas.microsoft.com/office/drawing/2016/5/13/chartex" xmlns:cx8="http://schemas.microsoft.com/office/drawing/2016/5/14/chartex" xmlns:mc="http://schemas.openxmlformats.org/markup-compatibility/2006" xmlns:aink="http://schemas.microsoft.com/office/drawing/2016/ink" xmlns:am3d="http://schemas.microsoft.com/office/drawing/2017/model3d" xmlns:o="urn:schemas-microsoft-com:office:office" xmlns:oel="http://schemas.microsoft.com/office/2019/extlst" xmlns:r="http://schemas.openxmlformats.org/officeDocument/2006/relationships" xmlns:m="http://schemas.openxmlformats.org/officeDocument/2006/math" xmlns:v="urn:schemas-microsoft-com:vml" xmlns:wp14="http://schemas.microsoft.com/office/word/2010/wordprocessingDrawing" xmlns:wp="http://schemas.openxmlformats.org/drawingml/2006/wordprocessingDrawing" xmlns:w10="urn:schemas-microsoft-com:office:word" xmlns:w="http://schemas.openxmlformats.org/wordprocessingml/2006/main" xmlns:w14="http://schemas.microsoft.com/office/word/2010/wordml" xmlns:w15="http://schemas.microsoft.com/office/word/2012/wordml" xmlns:w16cex="http://schemas.microsoft.com/office/word/2018/wordml/cex" xmlns:w16cid="http://schemas.microsoft.com/office/word/2016/wordml/cid" xmlns:w16="http://schemas.microsoft.com/office/word/2018/wordml" xmlns:w16du="http://schemas.microsoft.com/office/word/2023/wordml/word16du" xmlns:w16sdtdh="http://schemas.microsoft.com/office/word/2020/wordml/sdtdatahash" xmlns:w16sdtfl="http://schemas.microsoft.com/office/word/2024/wordml/sdtformatlock" xmlns:w16se="http://schemas.microsoft.com/office/word/2015/wordml/symex" xmlns:wpg="http://schemas.microsoft.com/office/word/2010/wordprocessingGroup" xmlns:wpi="http://schemas.microsoft.com/office/word/2010/wordprocessingInk" xmlns:wne="http://schemas.microsoft.com/office/word/2006/wordml" xmlns:wps="http://schemas.microsoft.com/office/word/2010/wordprocessingShape" mc:Ignorable="w14 w15 w16se w16cid w16 w16cex w16sdtdh w16sdtfl w16du wp14">
   <w:numPicBullet w:numPicBulletId="0">
     <w:pict>
-      <v:shapetype id="_x0000_t75" coordsize="21600,21600" o:spt="75" o:preferrelative="t" path="m@4@5l@4@11@9@11@9@5xe" filled="f" stroked="f">
+      <v:shapetype w14:anchorId="79C7657F" id="_x0000_t75" coordsize="21600,21600" o:spt="75" o:preferrelative="t" path="m@4@5l@4@11@9@11@9@5xe" filled="f" stroked="f">
         <v:stroke joinstyle="miter"/>
         <v:formulas>
           <v:f eqn="if lineDrawn pixelLineWidth 0"/>
@@ -1326,35 +2705,35 @@
         <v:path o:extrusionok="f" gradientshapeok="t" o:connecttype="rect"/>
         <o:lock v:ext="edit" aspectratio="t"/>
       </v:shapetype>
-      <v:shape id="_x0000_i1051" type="#_x0000_t75" alt="/Volumes/DATA-1/KLANTEN/ONGOING/KAREL DE GROTE HOGESCHOOL REMIX/KDG013-WORD TEMPLATE/FINAL/_img/bull-sq-fill.svg" style="width:6pt;height:6pt;visibility:visible" o:bullet="t">
+      <v:shape id="_x0000_i1025" type="#_x0000_t75" alt="/Volumes/DATA-1/KLANTEN/ONGOING/KAREL DE GROTE HOGESCHOOL REMIX/KDG013-WORD TEMPLATE/FINAL/_img/bull-sq-fill.svg" style="width:6pt;height:6pt;visibility:visible" o:bullet="t">
         <v:imagedata r:id="rId1" o:title="" cropbottom="-.25" cropright="-.25"/>
       </v:shape>
     </w:pict>
   </w:numPicBullet>
   <w:numPicBullet w:numPicBulletId="1">
     <w:pict>
-      <v:shape id="_x0000_i1052" type="#_x0000_t75" alt="/Volumes/DATA-1/KLANTEN/ONGOING/KAREL DE GROTE HOGESCHOOL REMIX/KDG013-WORD TEMPLATE/FINAL/_img/bull-square.svg" style="width:6pt;height:6pt;visibility:visible" o:bullet="t">
+      <v:shape id="_x0000_i1026" type="#_x0000_t75" alt="/Volumes/DATA-1/KLANTEN/ONGOING/KAREL DE GROTE HOGESCHOOL REMIX/KDG013-WORD TEMPLATE/FINAL/_img/bull-square.svg" style="width:6pt;height:6pt;visibility:visible" o:bullet="t">
         <v:imagedata r:id="rId2" o:title="" cropbottom="-.25" cropright="-.25"/>
       </v:shape>
     </w:pict>
   </w:numPicBullet>
   <w:numPicBullet w:numPicBulletId="2">
     <w:pict>
-      <v:shape id="_x0000_i1053" type="#_x0000_t75" alt="/Volumes/DATA-1/KLANTEN/ONGOING/KAREL DE GROTE HOGESCHOOL REMIX/KDG013-WORD TEMPLATE/FINAL/_img/bull-circle-fill.svg" style="width:6pt;height:6pt;visibility:visible" o:bullet="t">
+      <v:shape id="_x0000_i1027" type="#_x0000_t75" alt="/Volumes/DATA-1/KLANTEN/ONGOING/KAREL DE GROTE HOGESCHOOL REMIX/KDG013-WORD TEMPLATE/FINAL/_img/bull-circle-fill.svg" style="width:6pt;height:6pt;visibility:visible" o:bullet="t">
         <v:imagedata r:id="rId3" o:title="" cropbottom="-.25" cropright="-.25"/>
       </v:shape>
     </w:pict>
   </w:numPicBullet>
   <w:numPicBullet w:numPicBulletId="3">
     <w:pict>
-      <v:shape id="_x0000_i1054" type="#_x0000_t75" alt="/Volumes/DATA-1/KLANTEN/ONGOING/KAREL DE GROTE HOGESCHOOL REMIX/KDG013-WORD TEMPLATE/FINAL/_img/bull-circle.svg" style="width:6pt;height:6pt;visibility:visible" o:bullet="t">
+      <v:shape id="_x0000_i1028" type="#_x0000_t75" alt="/Volumes/DATA-1/KLANTEN/ONGOING/KAREL DE GROTE HOGESCHOOL REMIX/KDG013-WORD TEMPLATE/FINAL/_img/bull-circle.svg" style="width:6pt;height:6pt;visibility:visible" o:bullet="t">
         <v:imagedata r:id="rId4" o:title="" cropbottom="-.25" cropright="-.25"/>
       </v:shape>
     </w:pict>
   </w:numPicBullet>
   <w:numPicBullet w:numPicBulletId="4">
     <w:pict>
-      <v:shape id="_x0000_i1055" type="#_x0000_t75" style="width:6pt;height:6pt;visibility:visible" o:bullet="t">
+      <v:shape id="_x0000_i1029" type="#_x0000_t75" style="width:6pt;height:6pt;visibility:visible" o:bullet="t">
         <v:imagedata r:id="rId5" o:title=""/>
       </v:shape>
     </w:pict>
@@ -2529,6 +3908,95 @@
     </w:lvl>
   </w:abstractNum>
   <w:abstractNum w:abstractNumId="10" w15:restartNumberingAfterBreak="0">
+    <w:nsid w:val="4DB600E3"/>
+    <w:multiLevelType w:val="hybridMultilevel"/>
+    <w:tmpl w:val="E56E611C"/>
+    <w:lvl w:ilvl="0" w:tplc="0809000F">
+      <w:start w:val="1"/>
+      <w:numFmt w:val="decimal"/>
+      <w:lvlText w:val="%1."/>
+      <w:lvlJc w:val="left"/>
+      <w:pPr>
+        <w:ind w:left="720" w:hanging="360"/>
+      </w:pPr>
+      <w:rPr>
+        <w:rFonts w:hint="default"/>
+      </w:rPr>
+    </w:lvl>
+    <w:lvl w:ilvl="1" w:tplc="08090019" w:tentative="1">
+      <w:start w:val="1"/>
+      <w:numFmt w:val="lowerLetter"/>
+      <w:lvlText w:val="%2."/>
+      <w:lvlJc w:val="left"/>
+      <w:pPr>
+        <w:ind w:left="1440" w:hanging="360"/>
+      </w:pPr>
+    </w:lvl>
+    <w:lvl w:ilvl="2" w:tplc="0809001B" w:tentative="1">
+      <w:start w:val="1"/>
+      <w:numFmt w:val="lowerRoman"/>
+      <w:lvlText w:val="%3."/>
+      <w:lvlJc w:val="right"/>
+      <w:pPr>
+        <w:ind w:left="2160" w:hanging="180"/>
+      </w:pPr>
+    </w:lvl>
+    <w:lvl w:ilvl="3" w:tplc="0809000F" w:tentative="1">
+      <w:start w:val="1"/>
+      <w:numFmt w:val="decimal"/>
+      <w:lvlText w:val="%4."/>
+      <w:lvlJc w:val="left"/>
+      <w:pPr>
+        <w:ind w:left="2880" w:hanging="360"/>
+      </w:pPr>
+    </w:lvl>
+    <w:lvl w:ilvl="4" w:tplc="08090019" w:tentative="1">
+      <w:start w:val="1"/>
+      <w:numFmt w:val="lowerLetter"/>
+      <w:lvlText w:val="%5."/>
+      <w:lvlJc w:val="left"/>
+      <w:pPr>
+        <w:ind w:left="3600" w:hanging="360"/>
+      </w:pPr>
+    </w:lvl>
+    <w:lvl w:ilvl="5" w:tplc="0809001B" w:tentative="1">
+      <w:start w:val="1"/>
+      <w:numFmt w:val="lowerRoman"/>
+      <w:lvlText w:val="%6."/>
+      <w:lvlJc w:val="right"/>
+      <w:pPr>
+        <w:ind w:left="4320" w:hanging="180"/>
+      </w:pPr>
+    </w:lvl>
+    <w:lvl w:ilvl="6" w:tplc="0809000F" w:tentative="1">
+      <w:start w:val="1"/>
+      <w:numFmt w:val="decimal"/>
+      <w:lvlText w:val="%7."/>
+      <w:lvlJc w:val="left"/>
+      <w:pPr>
+        <w:ind w:left="5040" w:hanging="360"/>
+      </w:pPr>
+    </w:lvl>
+    <w:lvl w:ilvl="7" w:tplc="08090019" w:tentative="1">
+      <w:start w:val="1"/>
+      <w:numFmt w:val="lowerLetter"/>
+      <w:lvlText w:val="%8."/>
+      <w:lvlJc w:val="left"/>
+      <w:pPr>
+        <w:ind w:left="5760" w:hanging="360"/>
+      </w:pPr>
+    </w:lvl>
+    <w:lvl w:ilvl="8" w:tplc="0809001B" w:tentative="1">
+      <w:start w:val="1"/>
+      <w:numFmt w:val="lowerRoman"/>
+      <w:lvlText w:val="%9."/>
+      <w:lvlJc w:val="right"/>
+      <w:pPr>
+        <w:ind w:left="6480" w:hanging="180"/>
+      </w:pPr>
+    </w:lvl>
+  </w:abstractNum>
+  <w:abstractNum w:abstractNumId="11" w15:restartNumberingAfterBreak="0">
     <w:nsid w:val="4E2E747E"/>
     <w:multiLevelType w:val="multilevel"/>
     <w:tmpl w:val="D05E38F0"/>
@@ -2615,7 +4083,7 @@
       </w:pPr>
     </w:lvl>
   </w:abstractNum>
-  <w:abstractNum w:abstractNumId="11" w15:restartNumberingAfterBreak="0">
+  <w:abstractNum w:abstractNumId="12" w15:restartNumberingAfterBreak="0">
     <w:nsid w:val="5125423C"/>
     <w:multiLevelType w:val="multilevel"/>
     <w:tmpl w:val="396EB9A8"/>
@@ -2729,7 +4197,7 @@
       </w:rPr>
     </w:lvl>
   </w:abstractNum>
-  <w:abstractNum w:abstractNumId="12" w15:restartNumberingAfterBreak="0">
+  <w:abstractNum w:abstractNumId="13" w15:restartNumberingAfterBreak="0">
     <w:nsid w:val="584772CD"/>
     <w:multiLevelType w:val="hybridMultilevel"/>
     <w:tmpl w:val="8FB6AD1C"/>
@@ -2843,7 +4311,7 @@
       </w:rPr>
     </w:lvl>
   </w:abstractNum>
-  <w:abstractNum w:abstractNumId="13" w15:restartNumberingAfterBreak="0">
+  <w:abstractNum w:abstractNumId="14" w15:restartNumberingAfterBreak="0">
     <w:nsid w:val="66E36216"/>
     <w:multiLevelType w:val="hybridMultilevel"/>
     <w:tmpl w:val="57CCBCE8"/>
@@ -2957,7 +4425,7 @@
       </w:rPr>
     </w:lvl>
   </w:abstractNum>
-  <w:abstractNum w:abstractNumId="14" w15:restartNumberingAfterBreak="0">
+  <w:abstractNum w:abstractNumId="15" w15:restartNumberingAfterBreak="0">
     <w:nsid w:val="6934501D"/>
     <w:multiLevelType w:val="multilevel"/>
     <w:tmpl w:val="BDC6CDA8"/>
@@ -3084,7 +4552,7 @@
       </w:rPr>
     </w:lvl>
   </w:abstractNum>
-  <w:abstractNum w:abstractNumId="15" w15:restartNumberingAfterBreak="0">
+  <w:abstractNum w:abstractNumId="16" w15:restartNumberingAfterBreak="0">
     <w:nsid w:val="6C610577"/>
     <w:multiLevelType w:val="multilevel"/>
     <w:tmpl w:val="0809001D"/>
@@ -3170,7 +4638,120 @@
       </w:pPr>
     </w:lvl>
   </w:abstractNum>
-  <w:abstractNum w:abstractNumId="16" w15:restartNumberingAfterBreak="0">
+  <w:abstractNum w:abstractNumId="17" w15:restartNumberingAfterBreak="0">
+    <w:nsid w:val="7134366F"/>
+    <w:multiLevelType w:val="hybridMultilevel"/>
+    <w:tmpl w:val="DD1ABCE2"/>
+    <w:lvl w:ilvl="0" w:tplc="EA5E965C">
+      <w:start w:val="1"/>
+      <w:numFmt w:val="bullet"/>
+      <w:lvlText w:val="-"/>
+      <w:lvlJc w:val="left"/>
+      <w:pPr>
+        <w:ind w:left="720" w:hanging="360"/>
+      </w:pPr>
+      <w:rPr>
+        <w:rFonts w:ascii="Arial" w:eastAsiaTheme="minorHAnsi" w:hAnsi="Arial" w:cs="Arial" w:hint="default"/>
+      </w:rPr>
+    </w:lvl>
+    <w:lvl w:ilvl="1" w:tplc="08090003" w:tentative="1">
+      <w:start w:val="1"/>
+      <w:numFmt w:val="bullet"/>
+      <w:lvlText w:val="o"/>
+      <w:lvlJc w:val="left"/>
+      <w:pPr>
+        <w:ind w:left="1440" w:hanging="360"/>
+      </w:pPr>
+      <w:rPr>
+        <w:rFonts w:ascii="Courier New" w:hAnsi="Courier New" w:cs="Courier New" w:hint="default"/>
+      </w:rPr>
+    </w:lvl>
+    <w:lvl w:ilvl="2" w:tplc="08090005" w:tentative="1">
+      <w:start w:val="1"/>
+      <w:numFmt w:val="bullet"/>
+      <w:lvlText w:val=""/>
+      <w:lvlJc w:val="left"/>
+      <w:pPr>
+        <w:ind w:left="2160" w:hanging="360"/>
+      </w:pPr>
+      <w:rPr>
+        <w:rFonts w:ascii="Wingdings" w:hAnsi="Wingdings" w:hint="default"/>
+      </w:rPr>
+    </w:lvl>
+    <w:lvl w:ilvl="3" w:tplc="08090001" w:tentative="1">
+      <w:start w:val="1"/>
+      <w:numFmt w:val="bullet"/>
+      <w:lvlText w:val=""/>
+      <w:lvlJc w:val="left"/>
+      <w:pPr>
+        <w:ind w:left="2880" w:hanging="360"/>
+      </w:pPr>
+      <w:rPr>
+        <w:rFonts w:ascii="Symbol" w:hAnsi="Symbol" w:hint="default"/>
+      </w:rPr>
+    </w:lvl>
+    <w:lvl w:ilvl="4" w:tplc="08090003" w:tentative="1">
+      <w:start w:val="1"/>
+      <w:numFmt w:val="bullet"/>
+      <w:lvlText w:val="o"/>
+      <w:lvlJc w:val="left"/>
+      <w:pPr>
+        <w:ind w:left="3600" w:hanging="360"/>
+      </w:pPr>
+      <w:rPr>
+        <w:rFonts w:ascii="Courier New" w:hAnsi="Courier New" w:cs="Courier New" w:hint="default"/>
+      </w:rPr>
+    </w:lvl>
+    <w:lvl w:ilvl="5" w:tplc="08090005" w:tentative="1">
+      <w:start w:val="1"/>
+      <w:numFmt w:val="bullet"/>
+      <w:lvlText w:val=""/>
+      <w:lvlJc w:val="left"/>
+      <w:pPr>
+        <w:ind w:left="4320" w:hanging="360"/>
+      </w:pPr>
+      <w:rPr>
+        <w:rFonts w:ascii="Wingdings" w:hAnsi="Wingdings" w:hint="default"/>
+      </w:rPr>
+    </w:lvl>
+    <w:lvl w:ilvl="6" w:tplc="08090001" w:tentative="1">
+      <w:start w:val="1"/>
+      <w:numFmt w:val="bullet"/>
+      <w:lvlText w:val=""/>
+      <w:lvlJc w:val="left"/>
+      <w:pPr>
+        <w:ind w:left="5040" w:hanging="360"/>
+      </w:pPr>
+      <w:rPr>
+        <w:rFonts w:ascii="Symbol" w:hAnsi="Symbol" w:hint="default"/>
+      </w:rPr>
+    </w:lvl>
+    <w:lvl w:ilvl="7" w:tplc="08090003" w:tentative="1">
+      <w:start w:val="1"/>
+      <w:numFmt w:val="bullet"/>
+      <w:lvlText w:val="o"/>
+      <w:lvlJc w:val="left"/>
+      <w:pPr>
+        <w:ind w:left="5760" w:hanging="360"/>
+      </w:pPr>
+      <w:rPr>
+        <w:rFonts w:ascii="Courier New" w:hAnsi="Courier New" w:cs="Courier New" w:hint="default"/>
+      </w:rPr>
+    </w:lvl>
+    <w:lvl w:ilvl="8" w:tplc="08090005" w:tentative="1">
+      <w:start w:val="1"/>
+      <w:numFmt w:val="bullet"/>
+      <w:lvlText w:val=""/>
+      <w:lvlJc w:val="left"/>
+      <w:pPr>
+        <w:ind w:left="6480" w:hanging="360"/>
+      </w:pPr>
+      <w:rPr>
+        <w:rFonts w:ascii="Wingdings" w:hAnsi="Wingdings" w:hint="default"/>
+      </w:rPr>
+    </w:lvl>
+  </w:abstractNum>
+  <w:abstractNum w:abstractNumId="18" w15:restartNumberingAfterBreak="0">
     <w:nsid w:val="72475D8B"/>
     <w:multiLevelType w:val="multilevel"/>
     <w:tmpl w:val="790099BA"/>
@@ -3221,7 +4802,7 @@
       <w:lvlJc w:val="left"/>
     </w:lvl>
   </w:abstractNum>
-  <w:abstractNum w:abstractNumId="17" w15:restartNumberingAfterBreak="0">
+  <w:abstractNum w:abstractNumId="19" w15:restartNumberingAfterBreak="0">
     <w:nsid w:val="748E3859"/>
     <w:multiLevelType w:val="multilevel"/>
     <w:tmpl w:val="E5268974"/>
@@ -3309,7 +4890,7 @@
       </w:pPr>
     </w:lvl>
   </w:abstractNum>
-  <w:abstractNum w:abstractNumId="18" w15:restartNumberingAfterBreak="0">
+  <w:abstractNum w:abstractNumId="20" w15:restartNumberingAfterBreak="0">
     <w:nsid w:val="774908E8"/>
     <w:multiLevelType w:val="multilevel"/>
     <w:tmpl w:val="059ED4C8"/>
@@ -3439,7 +5020,7 @@
     </w:lvl>
   </w:abstractNum>
   <w:num w:numId="1" w16cid:durableId="1725643167">
-    <w:abstractNumId w:val="10"/>
+    <w:abstractNumId w:val="11"/>
   </w:num>
   <w:num w:numId="2" w16cid:durableId="733166308">
     <w:abstractNumId w:val="0"/>
@@ -3448,28 +5029,28 @@
     <w:abstractNumId w:val="6"/>
   </w:num>
   <w:num w:numId="4" w16cid:durableId="166403319">
-    <w:abstractNumId w:val="17"/>
+    <w:abstractNumId w:val="19"/>
   </w:num>
   <w:num w:numId="5" w16cid:durableId="918369693">
     <w:abstractNumId w:val="2"/>
   </w:num>
   <w:num w:numId="6" w16cid:durableId="2147382816">
-    <w:abstractNumId w:val="14"/>
+    <w:abstractNumId w:val="15"/>
   </w:num>
   <w:num w:numId="7" w16cid:durableId="531110470">
-    <w:abstractNumId w:val="15"/>
+    <w:abstractNumId w:val="16"/>
   </w:num>
   <w:num w:numId="8" w16cid:durableId="61951380">
-    <w:abstractNumId w:val="16"/>
+    <w:abstractNumId w:val="18"/>
   </w:num>
   <w:num w:numId="9" w16cid:durableId="1367096097">
-    <w:abstractNumId w:val="11"/>
+    <w:abstractNumId w:val="12"/>
   </w:num>
   <w:num w:numId="10" w16cid:durableId="1302345790">
     <w:abstractNumId w:val="8"/>
   </w:num>
   <w:num w:numId="11" w16cid:durableId="1574199211">
-    <w:abstractNumId w:val="18"/>
+    <w:abstractNumId w:val="20"/>
   </w:num>
   <w:num w:numId="12" w16cid:durableId="1090813671">
     <w:abstractNumId w:val="1"/>
@@ -3481,19 +5062,25 @@
     <w:abstractNumId w:val="3"/>
   </w:num>
   <w:num w:numId="15" w16cid:durableId="192423730">
-    <w:abstractNumId w:val="12"/>
+    <w:abstractNumId w:val="13"/>
   </w:num>
   <w:num w:numId="16" w16cid:durableId="578948972">
     <w:abstractNumId w:val="7"/>
   </w:num>
   <w:num w:numId="17" w16cid:durableId="664943162">
-    <w:abstractNumId w:val="13"/>
+    <w:abstractNumId w:val="14"/>
   </w:num>
   <w:num w:numId="18" w16cid:durableId="1530340336">
     <w:abstractNumId w:val="9"/>
   </w:num>
   <w:num w:numId="19" w16cid:durableId="1597710767">
     <w:abstractNumId w:val="4"/>
+  </w:num>
+  <w:num w:numId="20" w16cid:durableId="2051566405">
+    <w:abstractNumId w:val="10"/>
+  </w:num>
+  <w:num w:numId="21" w16cid:durableId="838423219">
+    <w:abstractNumId w:val="17"/>
   </w:num>
   <w:numIdMacAtCleanup w:val="19"/>
 </w:numbering>
@@ -4142,7 +5729,6 @@
   <w:style w:type="character" w:default="1" w:styleId="DefaultParagraphFont">
     <w:name w:val="Default Paragraph Font"/>
     <w:uiPriority w:val="1"/>
-    <w:semiHidden/>
     <w:unhideWhenUsed/>
   </w:style>
   <w:style w:type="table" w:default="1" w:styleId="TableNormal">
@@ -4778,6 +6364,25 @@
       <w:ind w:left="0"/>
     </w:pPr>
   </w:style>
+  <w:style w:type="paragraph" w:styleId="Caption">
+    <w:name w:val="caption"/>
+    <w:basedOn w:val="Normal"/>
+    <w:next w:val="Normal"/>
+    <w:uiPriority w:val="35"/>
+    <w:unhideWhenUsed/>
+    <w:qFormat/>
+    <w:rsid w:val="003122DF"/>
+    <w:pPr>
+      <w:spacing w:before="0" w:after="200" w:line="240" w:lineRule="auto"/>
+    </w:pPr>
+    <w:rPr>
+      <w:i/>
+      <w:iCs/>
+      <w:color w:val="A0B4DC" w:themeColor="text2"/>
+      <w:sz w:val="18"/>
+      <w:szCs w:val="18"/>
+    </w:rPr>
+  </w:style>
 </w:styles>
 </file>
 
@@ -4938,11 +6543,13 @@
   </w:compat>
   <w:rsids>
     <w:rsidRoot w:val="00F14818"/>
+    <w:rsid w:val="00410706"/>
     <w:rsid w:val="00784145"/>
     <w:rsid w:val="00792A00"/>
     <w:rsid w:val="00847FE4"/>
     <w:rsid w:val="00A94E31"/>
     <w:rsid w:val="00B26D1D"/>
+    <w:rsid w:val="00B60C48"/>
     <w:rsid w:val="00CB5A9D"/>
     <w:rsid w:val="00F14818"/>
     <w:rsid w:val="00FB6957"/>
@@ -5643,10 +7250,34 @@
 </file>
 
 <file path=customXml/item1.xml><?xml version="1.0" encoding="utf-8"?>
-<b:Sources xmlns:b="http://schemas.openxmlformats.org/officeDocument/2006/bibliography" xmlns="http://schemas.openxmlformats.org/officeDocument/2006/bibliography" SelectedStyle="/APASixthEditionOfficeOnline.xsl" StyleName="APA" Version="6"/>
+<p:properties xmlns:p="http://schemas.microsoft.com/office/2006/metadata/properties" xmlns:xsi="http://www.w3.org/2001/XMLSchema-instance" xmlns:pc="http://schemas.microsoft.com/office/infopath/2007/PartnerControls">
+  <documentManagement>
+    <Coordinator xmlns="96cf01df-084e-4318-926c-1479b6503e56">
+      <UserInfo>
+        <DisplayName/>
+        <AccountId xsi:nil="true"/>
+        <AccountType/>
+      </UserInfo>
+    </Coordinator>
+    <lcf76f155ced4ddcb4097134ff3c332f xmlns="96cf01df-084e-4318-926c-1479b6503e56">
+      <Terms xmlns="http://schemas.microsoft.com/office/infopath/2007/PartnerControls"/>
+    </lcf76f155ced4ddcb4097134ff3c332f>
+    <TaxCatchAll xmlns="16806108-b08c-4f6a-b46a-4c12ffec3729" xsi:nil="true"/>
+    <TranslatedLang xmlns="96cf01df-084e-4318-926c-1479b6503e56" xsi:nil="true"/>
+  </documentManagement>
+</p:properties>
 </file>
 
 <file path=customXml/item2.xml><?xml version="1.0" encoding="utf-8"?>
+<?mso-contentType ?>
+<FormTemplates xmlns="http://schemas.microsoft.com/sharepoint/v3/contenttype/forms">
+  <Display>DocumentLibraryForm</Display>
+  <Edit>DocumentLibraryForm</Edit>
+  <New>DocumentLibraryForm</New>
+</FormTemplates>
+</file>
+
+<file path=customXml/item3.xml><?xml version="1.0" encoding="utf-8"?>
 <ct:contentTypeSchema xmlns:ct="http://schemas.microsoft.com/office/2006/metadata/contentType" xmlns:ma="http://schemas.microsoft.com/office/2006/metadata/properties/metaAttributes" ct:_="" ma:_="" ma:contentTypeName="Document" ma:contentTypeID="0x0101007CC93A7649C86B45AC3C913DE93D70F6" ma:contentTypeVersion="15" ma:contentTypeDescription="Een nieuw document maken." ma:contentTypeScope="" ma:versionID="f31e0eebcf77eab32baaa553bd87009e">
   <xsd:schema xmlns:xsd="http://www.w3.org/2001/XMLSchema" xmlns:xs="http://www.w3.org/2001/XMLSchema" xmlns:p="http://schemas.microsoft.com/office/2006/metadata/properties" xmlns:ns2="96cf01df-084e-4318-926c-1479b6503e56" xmlns:ns3="16806108-b08c-4f6a-b46a-4c12ffec3729" targetNamespace="http://schemas.microsoft.com/office/2006/metadata/properties" ma:root="true" ma:fieldsID="6cdca446926306db656176a4aad4da37" ns2:_="" ns3:_="">
     <xsd:import namespace="96cf01df-084e-4318-926c-1479b6503e56"/>
@@ -5879,55 +7510,11 @@
 </ct:contentTypeSchema>
 </file>
 
-<file path=customXml/item3.xml><?xml version="1.0" encoding="utf-8"?>
-<?mso-contentType ?>
-<FormTemplates xmlns="http://schemas.microsoft.com/sharepoint/v3/contenttype/forms">
-  <Display>DocumentLibraryForm</Display>
-  <Edit>DocumentLibraryForm</Edit>
-  <New>DocumentLibraryForm</New>
-</FormTemplates>
-</file>
-
 <file path=customXml/item4.xml><?xml version="1.0" encoding="utf-8"?>
-<p:properties xmlns:p="http://schemas.microsoft.com/office/2006/metadata/properties" xmlns:xsi="http://www.w3.org/2001/XMLSchema-instance" xmlns:pc="http://schemas.microsoft.com/office/infopath/2007/PartnerControls">
-  <documentManagement>
-    <Coordinator xmlns="96cf01df-084e-4318-926c-1479b6503e56">
-      <UserInfo>
-        <DisplayName/>
-        <AccountId xsi:nil="true"/>
-        <AccountType/>
-      </UserInfo>
-    </Coordinator>
-    <lcf76f155ced4ddcb4097134ff3c332f xmlns="96cf01df-084e-4318-926c-1479b6503e56">
-      <Terms xmlns="http://schemas.microsoft.com/office/infopath/2007/PartnerControls"/>
-    </lcf76f155ced4ddcb4097134ff3c332f>
-    <TaxCatchAll xmlns="16806108-b08c-4f6a-b46a-4c12ffec3729" xsi:nil="true"/>
-    <TranslatedLang xmlns="96cf01df-084e-4318-926c-1479b6503e56" xsi:nil="true"/>
-  </documentManagement>
-</p:properties>
+<b:Sources xmlns:b="http://schemas.openxmlformats.org/officeDocument/2006/bibliography" xmlns="http://schemas.openxmlformats.org/officeDocument/2006/bibliography" SelectedStyle="/APASixthEditionOfficeOnline.xsl" StyleName="APA" Version="6"/>
 </file>
 
 <file path=customXml/itemProps1.xml><?xml version="1.0" encoding="utf-8"?>
-<ds:datastoreItem xmlns:ds="http://schemas.openxmlformats.org/officeDocument/2006/customXml" ds:itemID="{A92371C5-3D71-CB4F-A74E-1844619CDE5D}">
-  <ds:schemaRefs>
-    <ds:schemaRef ds:uri="http://schemas.openxmlformats.org/officeDocument/2006/bibliography"/>
-  </ds:schemaRefs>
-</ds:datastoreItem>
-</file>
-
-<file path=customXml/itemProps2.xml><?xml version="1.0" encoding="utf-8"?>
-<ds:datastoreItem xmlns:ds="http://schemas.openxmlformats.org/officeDocument/2006/customXml" ds:itemID="{8A3B0F48-E653-4E07-BA20-9C421C0C909F}"/>
-</file>
-
-<file path=customXml/itemProps3.xml><?xml version="1.0" encoding="utf-8"?>
-<ds:datastoreItem xmlns:ds="http://schemas.openxmlformats.org/officeDocument/2006/customXml" ds:itemID="{A839088E-94CE-4317-B91A-5A64674A45CD}">
-  <ds:schemaRefs>
-    <ds:schemaRef ds:uri="http://schemas.microsoft.com/sharepoint/v3/contenttype/forms"/>
-  </ds:schemaRefs>
-</ds:datastoreItem>
-</file>
-
-<file path=customXml/itemProps4.xml><?xml version="1.0" encoding="utf-8"?>
 <ds:datastoreItem xmlns:ds="http://schemas.openxmlformats.org/officeDocument/2006/customXml" ds:itemID="{B95AE5BA-AE2C-45BB-9B29-B41C47319496}">
   <ds:schemaRefs>
     <ds:schemaRef ds:uri="http://schemas.microsoft.com/office/2006/metadata/properties"/>
@@ -5936,4 +7523,39 @@
     <ds:schemaRef ds:uri="16806108-b08c-4f6a-b46a-4c12ffec3729"/>
   </ds:schemaRefs>
 </ds:datastoreItem>
+</file>
+
+<file path=customXml/itemProps2.xml><?xml version="1.0" encoding="utf-8"?>
+<ds:datastoreItem xmlns:ds="http://schemas.openxmlformats.org/officeDocument/2006/customXml" ds:itemID="{A839088E-94CE-4317-B91A-5A64674A45CD}">
+  <ds:schemaRefs>
+    <ds:schemaRef ds:uri="http://schemas.microsoft.com/sharepoint/v3/contenttype/forms"/>
+  </ds:schemaRefs>
+</ds:datastoreItem>
+</file>
+
+<file path=customXml/itemProps3.xml><?xml version="1.0" encoding="utf-8"?>
+<ds:datastoreItem xmlns:ds="http://schemas.openxmlformats.org/officeDocument/2006/customXml" ds:itemID="{8A3B0F48-E653-4E07-BA20-9C421C0C909F}">
+  <ds:schemaRefs>
+    <ds:schemaRef ds:uri="http://schemas.microsoft.com/office/2006/metadata/contentType"/>
+    <ds:schemaRef ds:uri="http://schemas.microsoft.com/office/2006/metadata/properties/metaAttributes"/>
+    <ds:schemaRef ds:uri="http://www.w3.org/2001/XMLSchema"/>
+    <ds:schemaRef ds:uri="http://schemas.microsoft.com/office/2006/metadata/properties"/>
+    <ds:schemaRef ds:uri="96cf01df-084e-4318-926c-1479b6503e56"/>
+    <ds:schemaRef ds:uri="16806108-b08c-4f6a-b46a-4c12ffec3729"/>
+    <ds:schemaRef ds:uri="http://schemas.microsoft.com/office/2006/documentManagement/types"/>
+    <ds:schemaRef ds:uri="http://schemas.microsoft.com/office/infopath/2007/PartnerControls"/>
+    <ds:schemaRef ds:uri="http://schemas.openxmlformats.org/package/2006/metadata/core-properties"/>
+    <ds:schemaRef ds:uri="http://purl.org/dc/elements/1.1/"/>
+    <ds:schemaRef ds:uri="http://purl.org/dc/terms/"/>
+    <ds:schemaRef ds:uri="http://schemas.microsoft.com/internal/obd"/>
+  </ds:schemaRefs>
+</ds:datastoreItem>
+</file>
+
+<file path=customXml/itemProps4.xml><?xml version="1.0" encoding="utf-8"?>
+<ds:datastoreItem xmlns:ds="http://schemas.openxmlformats.org/officeDocument/2006/customXml" ds:itemID="{A92371C5-3D71-CB4F-A74E-1844619CDE5D}">
+  <ds:schemaRefs>
+    <ds:schemaRef ds:uri="http://schemas.openxmlformats.org/officeDocument/2006/bibliography"/>
+  </ds:schemaRefs>
+</ds:datastoreItem>
 </file>
--- a/Reinforcement Learning Template Report.docx
+++ b/Reinforcement Learning Template Report.docx
@@ -552,23 +552,7 @@
           <w:bCs w:val="0"/>
           <w:lang w:val="en-GB"/>
         </w:rPr>
-        <w:t xml:space="preserve">r through reward engineering, and (3) </w:t>
-      </w:r>
-      <w:r>
-        <w:rPr>
-          <w:b w:val="0"/>
-          <w:bCs w:val="0"/>
-          <w:lang w:val="en-GB"/>
-        </w:rPr>
-        <w:t>analyse</w:t>
-      </w:r>
-      <w:r>
-        <w:rPr>
-          <w:b w:val="0"/>
-          <w:bCs w:val="0"/>
-          <w:lang w:val="en-GB"/>
-        </w:rPr>
-        <w:t xml:space="preserve"> the impact of an additional extension in the form of hyperparameter tuning. Performance is evaluated using multiple training runs, </w:t>
+        <w:t xml:space="preserve">r through reward engineering, and (3) analyse the impact of an additional extension in the form of hyperparameter tuning. Performance is evaluated using multiple training runs, </w:t>
       </w:r>
       <w:proofErr w:type="spellStart"/>
       <w:r>
@@ -861,6 +845,7 @@
       </w:pPr>
       <w:r>
         <w:rPr>
+          <w:noProof/>
           <w:sz w:val="24"/>
           <w:szCs w:val="24"/>
           <w:lang w:val="en-GB"/>
@@ -965,55 +950,7 @@
           <w:bCs w:val="0"/>
           <w:lang w:val="en-GB"/>
         </w:rPr>
-        <w:t>T</w:t>
-      </w:r>
-      <w:r>
-        <w:rPr>
-          <w:b w:val="0"/>
-          <w:bCs w:val="0"/>
-          <w:lang w:val="en-GB"/>
-        </w:rPr>
-        <w:t>heta is the pendulum’s angle normalized between</w:t>
-      </w:r>
-      <w:r>
-        <w:rPr>
-          <w:b w:val="0"/>
-          <w:bCs w:val="0"/>
-          <w:lang w:val="en-GB"/>
-        </w:rPr>
-        <w:t xml:space="preserve"> [-</w:t>
-      </w:r>
-      <w:r>
-        <w:rPr>
-          <w:b w:val="0"/>
-          <w:bCs w:val="0"/>
-          <w:lang w:val="en-GB"/>
-        </w:rPr>
-        <w:t>π</w:t>
-      </w:r>
-      <w:r>
-        <w:rPr>
-          <w:b w:val="0"/>
-          <w:bCs w:val="0"/>
-          <w:lang w:val="en-GB"/>
-        </w:rPr>
-        <w:t xml:space="preserve">, </w:t>
-      </w:r>
-      <w:r>
-        <w:rPr>
-          <w:b w:val="0"/>
-          <w:bCs w:val="0"/>
-          <w:lang w:val="en-GB"/>
-        </w:rPr>
-        <w:t>π</w:t>
-      </w:r>
-      <w:r>
-        <w:rPr>
-          <w:b w:val="0"/>
-          <w:bCs w:val="0"/>
-          <w:lang w:val="en-GB"/>
-        </w:rPr>
-        <w:t>], zero is the upright position</w:t>
+        <w:t>Theta is the pendulum’s angle normalized between [-π, π], zero is the upright position</w:t>
       </w:r>
       <w:r>
         <w:rPr>
@@ -1107,47 +1044,47 @@
           <w:bCs w:val="0"/>
           <w:lang w:val="en-GB"/>
         </w:rPr>
-        <w:t>Based on the above equation, the minimum reward that can be obtained is</w:t>
-      </w:r>
-      <w:r>
+        <w:t xml:space="preserve">Based on the above equation, the minimum reward that can be obtained is: </w:t>
+      </w:r>
+    </w:p>
+    <w:p>
+      <w:pPr>
+        <w:pStyle w:val="Cover-auteur"/>
+        <w:ind w:left="720"/>
         <w:rPr>
           <w:b w:val="0"/>
           <w:bCs w:val="0"/>
           <w:lang w:val="en-GB"/>
         </w:rPr>
-        <w:t>:</w:t>
-      </w:r>
+      </w:pPr>
       <w:r>
         <w:rPr>
           <w:b w:val="0"/>
           <w:bCs w:val="0"/>
           <w:lang w:val="en-GB"/>
         </w:rPr>
+        <w:t>-(</w:t>
+      </w:r>
+      <w:r>
+        <w:rPr>
+          <w:lang w:val="en-GB"/>
+        </w:rPr>
         <w:t xml:space="preserve"> </w:t>
       </w:r>
-    </w:p>
-    <w:p>
-      <w:pPr>
-        <w:pStyle w:val="Cover-auteur"/>
-        <w:ind w:left="720"/>
+      <w:r>
         <w:rPr>
           <w:b w:val="0"/>
           <w:bCs w:val="0"/>
           <w:lang w:val="en-GB"/>
         </w:rPr>
-      </w:pPr>
+        <w:t>π² + 0.1 * 8²</w:t>
+      </w:r>
       <w:r>
         <w:rPr>
           <w:b w:val="0"/>
           <w:bCs w:val="0"/>
           <w:lang w:val="en-GB"/>
         </w:rPr>
-        <w:t>-(</w:t>
-      </w:r>
-      <w:r>
-        <w:rPr>
-          <w:lang w:val="en-GB"/>
-        </w:rPr>
         <w:t xml:space="preserve"> </w:t>
       </w:r>
       <w:r>
@@ -1156,64 +1093,16 @@
           <w:bCs w:val="0"/>
           <w:lang w:val="en-GB"/>
         </w:rPr>
-        <w:t>π</w:t>
-      </w:r>
+        <w:t>+ 0.001 * 2</w:t>
+      </w:r>
+      <w:proofErr w:type="gramStart"/>
       <w:r>
         <w:rPr>
           <w:b w:val="0"/>
           <w:bCs w:val="0"/>
           <w:lang w:val="en-GB"/>
         </w:rPr>
-        <w:t>²</w:t>
-      </w:r>
-      <w:r>
-        <w:rPr>
-          <w:b w:val="0"/>
-          <w:bCs w:val="0"/>
-          <w:lang w:val="en-GB"/>
-        </w:rPr>
-        <w:t xml:space="preserve"> + 0.1 * 8</w:t>
-      </w:r>
-      <w:r>
-        <w:rPr>
-          <w:b w:val="0"/>
-          <w:bCs w:val="0"/>
-          <w:lang w:val="en-GB"/>
-        </w:rPr>
-        <w:t>²</w:t>
-      </w:r>
-      <w:r>
-        <w:rPr>
-          <w:b w:val="0"/>
-          <w:bCs w:val="0"/>
-          <w:lang w:val="en-GB"/>
-        </w:rPr>
-        <w:t xml:space="preserve"> </w:t>
-      </w:r>
-      <w:r>
-        <w:rPr>
-          <w:b w:val="0"/>
-          <w:bCs w:val="0"/>
-          <w:lang w:val="en-GB"/>
-        </w:rPr>
-        <w:t>+ 0.001 * 2</w:t>
-      </w:r>
-      <w:proofErr w:type="gramStart"/>
-      <w:r>
-        <w:rPr>
-          <w:b w:val="0"/>
-          <w:bCs w:val="0"/>
-          <w:lang w:val="en-GB"/>
-        </w:rPr>
-        <w:t>²</w:t>
-      </w:r>
-      <w:r>
-        <w:rPr>
-          <w:b w:val="0"/>
-          <w:bCs w:val="0"/>
-          <w:lang w:val="en-GB"/>
-        </w:rPr>
-        <w:t>)</w:t>
+        <w:t>²)</w:t>
       </w:r>
       <w:r>
         <w:rPr>
@@ -1381,6 +1270,7 @@
       </w:pPr>
       <w:r>
         <w:rPr>
+          <w:noProof/>
           <w:color w:val="000000" w:themeColor="text1"/>
           <w:sz w:val="24"/>
           <w:lang w:val="en-GB"/>
@@ -1476,16 +1366,6 @@
         <w:spacing w:before="0" w:after="160" w:line="278" w:lineRule="auto"/>
         <w:ind w:left="0"/>
         <w:rPr>
-          <w:szCs w:val="22"/>
-          <w:lang w:val="en-GB"/>
-        </w:rPr>
-      </w:pPr>
-    </w:p>
-    <w:p>
-      <w:pPr>
-        <w:spacing w:before="0" w:after="160" w:line="278" w:lineRule="auto"/>
-        <w:ind w:left="0"/>
-        <w:rPr>
           <w:b/>
           <w:bCs/>
           <w:sz w:val="24"/>
@@ -1593,20 +1473,19 @@
       <w:pPr>
         <w:keepNext/>
         <w:ind w:left="0"/>
-      </w:pPr>
-      <w:r>
-        <w:rPr>
-          <w:b/>
-          <w:bCs/>
-          <w:color w:val="000000" w:themeColor="text1"/>
-          <w:sz w:val="24"/>
+        <w:rPr>
+          <w:lang w:val="en-GB"/>
+        </w:rPr>
+      </w:pPr>
+      <w:r>
+        <w:rPr>
           <w:lang w:val="en-GB"/>
         </w:rPr>
         <w:drawing>
-          <wp:inline distT="0" distB="0" distL="0" distR="0" wp14:anchorId="60097ABD" wp14:editId="17BC2876">
-            <wp:extent cx="5759450" cy="2877185"/>
-            <wp:effectExtent l="0" t="0" r="0" b="0"/>
-            <wp:docPr id="18260637" name="Picture 1"/>
+          <wp:inline distT="0" distB="0" distL="0" distR="0" wp14:anchorId="61C57BB3" wp14:editId="575C0C10">
+            <wp:extent cx="5759450" cy="3515360"/>
+            <wp:effectExtent l="0" t="0" r="0" b="8890"/>
+            <wp:docPr id="1838343705" name="Picture 1"/>
             <wp:cNvGraphicFramePr>
               <a:graphicFrameLocks xmlns:a="http://schemas.openxmlformats.org/drawingml/2006/main" noChangeAspect="1"/>
             </wp:cNvGraphicFramePr>
@@ -1614,7 +1493,7 @@
               <a:graphicData uri="http://schemas.openxmlformats.org/drawingml/2006/picture">
                 <pic:pic xmlns:pic="http://schemas.openxmlformats.org/drawingml/2006/picture">
                   <pic:nvPicPr>
-                    <pic:cNvPr id="18260637" name=""/>
+                    <pic:cNvPr id="1838343705" name=""/>
                     <pic:cNvPicPr/>
                   </pic:nvPicPr>
                   <pic:blipFill>
@@ -1626,7 +1505,7 @@
                   <pic:spPr>
                     <a:xfrm>
                       <a:off x="0" y="0"/>
-                      <a:ext cx="5759450" cy="2877185"/>
+                      <a:ext cx="5759450" cy="3515360"/>
                     </a:xfrm>
                     <a:prstGeom prst="rect">
                       <a:avLst/>
@@ -1728,23 +1607,25 @@
           <w:szCs w:val="22"/>
           <w:lang w:val="en-GB"/>
         </w:rPr>
-        <w:t>The baseline PPO agent shows a gradual improvement from approximately −1200 average episode reward to values between −21</w:t>
-      </w:r>
+        <w:t xml:space="preserve">While the agent </w:t>
+      </w:r>
+      <w:proofErr w:type="gramStart"/>
       <w:r>
         <w:rPr>
           <w:color w:val="000000" w:themeColor="text1"/>
           <w:szCs w:val="22"/>
           <w:lang w:val="en-GB"/>
         </w:rPr>
-        <w:t>2</w:t>
-      </w:r>
+        <w:t>is able to</w:t>
+      </w:r>
+      <w:proofErr w:type="gramEnd"/>
       <w:r>
         <w:rPr>
           <w:color w:val="000000" w:themeColor="text1"/>
           <w:szCs w:val="22"/>
           <w:lang w:val="en-GB"/>
         </w:rPr>
-        <w:t xml:space="preserve"> and −</w:t>
+        <w:t xml:space="preserve"> learn the task, convergence is slow and final performance varies significantly between trials, with final mean episode returns ranging from approximately −2</w:t>
       </w:r>
       <w:r>
         <w:rPr>
@@ -1752,7 +1633,7 @@
           <w:szCs w:val="22"/>
           <w:lang w:val="en-GB"/>
         </w:rPr>
-        <w:t>315</w:t>
+        <w:t>12</w:t>
       </w:r>
       <w:r>
         <w:rPr>
@@ -1760,28 +1641,24 @@
           <w:szCs w:val="22"/>
           <w:lang w:val="en-GB"/>
         </w:rPr>
-        <w:t xml:space="preserve"> after training. Episode length remains constant at 200 steps, as expected.</w:t>
-      </w:r>
-    </w:p>
-    <w:p>
-      <w:pPr>
-        <w:ind w:left="0"/>
+        <w:t xml:space="preserve"> to −31</w:t>
+      </w:r>
+      <w:r>
         <w:rPr>
           <w:color w:val="000000" w:themeColor="text1"/>
           <w:szCs w:val="22"/>
           <w:lang w:val="en-GB"/>
         </w:rPr>
-      </w:pPr>
-    </w:p>
-    <w:p>
-      <w:pPr>
-        <w:ind w:left="0"/>
+        <w:t>5</w:t>
+      </w:r>
+      <w:r>
         <w:rPr>
           <w:color w:val="000000" w:themeColor="text1"/>
           <w:szCs w:val="22"/>
           <w:lang w:val="en-GB"/>
         </w:rPr>
-      </w:pPr>
+        <w:t>. This indicates sensitivity to random initialization and less stable learning dynamics.</w:t>
+      </w:r>
     </w:p>
     <w:p>
       <w:pPr>
@@ -1794,7 +1671,10 @@
           <w:lang w:val="en-GB"/>
         </w:rPr>
       </w:pPr>
-      <w:r>
+    </w:p>
+    <w:p>
+      <w:pPr>
+        <w:ind w:left="0"/>
         <w:rPr>
           <w:b/>
           <w:bCs/>
@@ -1802,57 +1682,8 @@
           <w:sz w:val="24"/>
           <w:lang w:val="en-GB"/>
         </w:rPr>
-        <w:lastRenderedPageBreak/>
-        <w:t>Effect of Reward Engineering</w:t>
-      </w:r>
-    </w:p>
-    <w:p>
-      <w:pPr>
-        <w:ind w:left="0"/>
-        <w:rPr>
-          <w:color w:val="000000" w:themeColor="text1"/>
-          <w:szCs w:val="22"/>
-          <w:lang w:val="en-GB"/>
-        </w:rPr>
-      </w:pPr>
-      <w:r>
-        <w:rPr>
-          <w:color w:val="000000" w:themeColor="text1"/>
-          <w:szCs w:val="22"/>
-          <w:lang w:val="en-GB"/>
-        </w:rPr>
-        <w:t xml:space="preserve">With the custom reward, the agent converges faster and achieves higher reward values (closer to zero). Variance between episodes is reduced, indicating more stable </w:t>
-      </w:r>
-      <w:r>
-        <w:rPr>
-          <w:color w:val="000000" w:themeColor="text1"/>
-          <w:szCs w:val="22"/>
-          <w:lang w:val="en-GB"/>
-        </w:rPr>
-        <w:t>behaviour</w:t>
-      </w:r>
-      <w:r>
-        <w:rPr>
-          <w:color w:val="000000" w:themeColor="text1"/>
-          <w:szCs w:val="22"/>
-          <w:lang w:val="en-GB"/>
-        </w:rPr>
-        <w:t xml:space="preserve"> and smoother control.</w:t>
-      </w:r>
-    </w:p>
-    <w:p>
-      <w:pPr>
-        <w:ind w:left="0"/>
-        <w:rPr>
-          <w:color w:val="000000" w:themeColor="text1"/>
-          <w:szCs w:val="22"/>
-          <w:lang w:val="en-GB"/>
-        </w:rPr>
-      </w:pPr>
-    </w:p>
-    <w:p>
-      <w:pPr>
-        <w:ind w:left="0"/>
+      </w:pPr>
+      <w:r>
         <w:rPr>
           <w:b/>
           <w:bCs/>
@@ -1860,8 +1691,222 @@
           <w:sz w:val="24"/>
           <w:lang w:val="en-GB"/>
         </w:rPr>
-      </w:pPr>
-      <w:r>
+        <w:lastRenderedPageBreak/>
+        <w:t>Effect of Reward Engineering</w:t>
+      </w:r>
+    </w:p>
+    <w:p>
+      <w:pPr>
+        <w:keepNext/>
+        <w:ind w:left="0"/>
+      </w:pPr>
+      <w:r>
+        <w:drawing>
+          <wp:inline distT="0" distB="0" distL="0" distR="0" wp14:anchorId="60221F99" wp14:editId="619C28B3">
+            <wp:extent cx="5759450" cy="3622675"/>
+            <wp:effectExtent l="0" t="0" r="0" b="0"/>
+            <wp:docPr id="1796747042" name="Picture 1"/>
+            <wp:cNvGraphicFramePr>
+              <a:graphicFrameLocks xmlns:a="http://schemas.openxmlformats.org/drawingml/2006/main" noChangeAspect="1"/>
+            </wp:cNvGraphicFramePr>
+            <a:graphic xmlns:a="http://schemas.openxmlformats.org/drawingml/2006/main">
+              <a:graphicData uri="http://schemas.openxmlformats.org/drawingml/2006/picture">
+                <pic:pic xmlns:pic="http://schemas.openxmlformats.org/drawingml/2006/picture">
+                  <pic:nvPicPr>
+                    <pic:cNvPr id="1796747042" name=""/>
+                    <pic:cNvPicPr/>
+                  </pic:nvPicPr>
+                  <pic:blipFill>
+                    <a:blip r:embed="rId15"/>
+                    <a:stretch>
+                      <a:fillRect/>
+                    </a:stretch>
+                  </pic:blipFill>
+                  <pic:spPr>
+                    <a:xfrm>
+                      <a:off x="0" y="0"/>
+                      <a:ext cx="5759450" cy="3622675"/>
+                    </a:xfrm>
+                    <a:prstGeom prst="rect">
+                      <a:avLst/>
+                    </a:prstGeom>
+                  </pic:spPr>
+                </pic:pic>
+              </a:graphicData>
+            </a:graphic>
+          </wp:inline>
+        </w:drawing>
+      </w:r>
+    </w:p>
+    <w:p>
+      <w:pPr>
+        <w:pStyle w:val="Caption"/>
+        <w:rPr>
+          <w:color w:val="auto"/>
+          <w:sz w:val="16"/>
+          <w:szCs w:val="16"/>
+          <w:lang w:val="en-GB"/>
+        </w:rPr>
+      </w:pPr>
+      <w:r>
+        <w:rPr>
+          <w:color w:val="auto"/>
+          <w:sz w:val="16"/>
+          <w:szCs w:val="16"/>
+          <w:lang w:val="en-GB"/>
+        </w:rPr>
+        <w:t xml:space="preserve">Figure </w:t>
+      </w:r>
+      <w:r>
+        <w:rPr>
+          <w:color w:val="auto"/>
+          <w:sz w:val="16"/>
+          <w:szCs w:val="16"/>
+        </w:rPr>
+        <w:fldChar w:fldCharType="begin"/>
+      </w:r>
+      <w:r>
+        <w:rPr>
+          <w:color w:val="auto"/>
+          <w:sz w:val="16"/>
+          <w:szCs w:val="16"/>
+          <w:lang w:val="en-GB"/>
+        </w:rPr>
+        <w:instrText xml:space="preserve"> SEQ Figure \* ARABIC </w:instrText>
+      </w:r>
+      <w:r>
+        <w:rPr>
+          <w:color w:val="auto"/>
+          <w:sz w:val="16"/>
+          <w:szCs w:val="16"/>
+        </w:rPr>
+        <w:fldChar w:fldCharType="separate"/>
+      </w:r>
+      <w:r>
+        <w:rPr>
+          <w:noProof/>
+          <w:color w:val="auto"/>
+          <w:sz w:val="16"/>
+          <w:szCs w:val="16"/>
+          <w:lang w:val="en-GB"/>
+        </w:rPr>
+        <w:t>2</w:t>
+      </w:r>
+      <w:r>
+        <w:rPr>
+          <w:color w:val="auto"/>
+          <w:sz w:val="16"/>
+          <w:szCs w:val="16"/>
+        </w:rPr>
+        <w:fldChar w:fldCharType="end"/>
+      </w:r>
+      <w:r>
+        <w:rPr>
+          <w:color w:val="auto"/>
+          <w:sz w:val="16"/>
+          <w:szCs w:val="16"/>
+          <w:lang w:val="en-GB"/>
+        </w:rPr>
+        <w:t>: Training curves of PPO on Pendulum-v1 using a custom reward over three random seeds</w:t>
+      </w:r>
+      <w:r>
+        <w:rPr>
+          <w:color w:val="auto"/>
+          <w:sz w:val="16"/>
+          <w:szCs w:val="16"/>
+          <w:lang w:val="en-GB"/>
+        </w:rPr>
+        <w:t>, compared to the curves of Figure 1</w:t>
+      </w:r>
+      <w:r>
+        <w:rPr>
+          <w:color w:val="auto"/>
+          <w:sz w:val="16"/>
+          <w:szCs w:val="16"/>
+          <w:lang w:val="en-GB"/>
+        </w:rPr>
+        <w:t>.</w:t>
+      </w:r>
+    </w:p>
+    <w:p>
+      <w:pPr>
+        <w:ind w:left="0"/>
+        <w:rPr>
+          <w:color w:val="000000" w:themeColor="text1"/>
+          <w:szCs w:val="22"/>
+          <w:lang w:val="en-GB"/>
+        </w:rPr>
+      </w:pPr>
+      <w:r>
+        <w:rPr>
+          <w:color w:val="000000" w:themeColor="text1"/>
+          <w:szCs w:val="22"/>
+          <w:lang w:val="en-GB"/>
+        </w:rPr>
+        <w:t xml:space="preserve">In contrast to the baseline, the </w:t>
+      </w:r>
+      <w:r>
+        <w:rPr>
+          <w:color w:val="000000" w:themeColor="text1"/>
+          <w:szCs w:val="22"/>
+          <w:lang w:val="en-GB"/>
+        </w:rPr>
+        <w:t xml:space="preserve">custom </w:t>
+      </w:r>
+      <w:r>
+        <w:rPr>
+          <w:color w:val="000000" w:themeColor="text1"/>
+          <w:szCs w:val="22"/>
+          <w:lang w:val="en-GB"/>
+        </w:rPr>
+        <w:t xml:space="preserve">agent converges </w:t>
+      </w:r>
+      <w:r>
+        <w:rPr>
+          <w:color w:val="000000" w:themeColor="text1"/>
+          <w:szCs w:val="22"/>
+          <w:lang w:val="en-GB"/>
+        </w:rPr>
+        <w:t xml:space="preserve">almost immediately </w:t>
+      </w:r>
+      <w:r>
+        <w:rPr>
+          <w:color w:val="000000" w:themeColor="text1"/>
+          <w:szCs w:val="22"/>
+          <w:lang w:val="en-GB"/>
+        </w:rPr>
+        <w:t>and consistently achieves higher returns across all runs. The final performance is markedly improved, with mean episode returns around −146 for all trials. Moreover, the variance between runs is significantly reduced, indicating more stable behavio</w:t>
+      </w:r>
+      <w:r>
+        <w:rPr>
+          <w:color w:val="000000" w:themeColor="text1"/>
+          <w:szCs w:val="22"/>
+          <w:lang w:val="en-GB"/>
+        </w:rPr>
+        <w:t>u</w:t>
+      </w:r>
+      <w:r>
+        <w:rPr>
+          <w:color w:val="000000" w:themeColor="text1"/>
+          <w:szCs w:val="22"/>
+          <w:lang w:val="en-GB"/>
+        </w:rPr>
+        <w:t>r and smoother control.</w:t>
+      </w:r>
+    </w:p>
+    <w:p>
+      <w:pPr>
+        <w:ind w:left="0"/>
+        <w:rPr>
+          <w:color w:val="000000" w:themeColor="text1"/>
+          <w:szCs w:val="22"/>
+          <w:lang w:val="en-GB"/>
+        </w:rPr>
+      </w:pPr>
+    </w:p>
+    <w:p>
+      <w:pPr>
+        <w:ind w:left="0"/>
         <w:rPr>
           <w:b/>
           <w:bCs/>
@@ -1869,70 +1914,8 @@
           <w:sz w:val="24"/>
           <w:lang w:val="en-GB"/>
         </w:rPr>
-        <w:t>Extension Analysis</w:t>
-      </w:r>
-    </w:p>
-    <w:p>
-      <w:pPr>
-        <w:ind w:left="0"/>
-        <w:rPr>
-          <w:color w:val="000000" w:themeColor="text1"/>
-          <w:szCs w:val="22"/>
-          <w:lang w:val="en-GB"/>
-        </w:rPr>
-      </w:pPr>
-      <w:r>
-        <w:rPr>
-          <w:color w:val="000000" w:themeColor="text1"/>
-          <w:szCs w:val="22"/>
-          <w:lang w:val="en-GB"/>
-        </w:rPr>
-        <w:t>Learning rate tuning further improves performance, reducing variance and improving convergence stability compared to the untuned custom reward agent.</w:t>
-      </w:r>
-    </w:p>
-    <w:p>
-      <w:pPr>
-        <w:ind w:left="0"/>
-        <w:rPr>
-          <w:color w:val="000000" w:themeColor="text1"/>
-          <w:szCs w:val="22"/>
-          <w:lang w:val="en-GB"/>
-        </w:rPr>
-      </w:pPr>
-    </w:p>
-    <w:p>
-      <w:pPr>
-        <w:ind w:left="0"/>
-        <w:rPr>
-          <w:color w:val="000000" w:themeColor="text1"/>
-          <w:szCs w:val="22"/>
-          <w:lang w:val="en-GB"/>
-        </w:rPr>
-      </w:pPr>
-    </w:p>
-    <w:p>
-      <w:pPr>
-        <w:ind w:left="0"/>
-        <w:rPr>
-          <w:color w:val="000000" w:themeColor="text1"/>
-          <w:szCs w:val="22"/>
-          <w:lang w:val="en-GB"/>
-        </w:rPr>
-      </w:pPr>
-    </w:p>
-    <w:p>
-      <w:pPr>
-        <w:ind w:left="0"/>
-        <w:rPr>
-          <w:color w:val="000000" w:themeColor="text1"/>
-          <w:szCs w:val="22"/>
-          <w:lang w:val="en-GB"/>
-        </w:rPr>
-      </w:pPr>
-    </w:p>
-    <w:p>
-      <w:pPr>
-        <w:ind w:left="0"/>
+      </w:pPr>
+      <w:r>
         <w:rPr>
           <w:b/>
           <w:bCs/>
@@ -1940,8 +1923,70 @@
           <w:sz w:val="24"/>
           <w:lang w:val="en-GB"/>
         </w:rPr>
-      </w:pPr>
-      <w:r>
+        <w:t>Extension Analysis</w:t>
+      </w:r>
+    </w:p>
+    <w:p>
+      <w:pPr>
+        <w:ind w:left="0"/>
+        <w:rPr>
+          <w:color w:val="000000" w:themeColor="text1"/>
+          <w:szCs w:val="22"/>
+          <w:lang w:val="en-GB"/>
+        </w:rPr>
+      </w:pPr>
+      <w:r>
+        <w:rPr>
+          <w:color w:val="000000" w:themeColor="text1"/>
+          <w:szCs w:val="22"/>
+          <w:lang w:val="en-GB"/>
+        </w:rPr>
+        <w:t>Learning rate tuning further improves performance, reducing variance and improving convergence stability compared to the untuned custom reward agent.</w:t>
+      </w:r>
+    </w:p>
+    <w:p>
+      <w:pPr>
+        <w:ind w:left="0"/>
+        <w:rPr>
+          <w:color w:val="000000" w:themeColor="text1"/>
+          <w:szCs w:val="22"/>
+          <w:lang w:val="en-GB"/>
+        </w:rPr>
+      </w:pPr>
+    </w:p>
+    <w:p>
+      <w:pPr>
+        <w:ind w:left="0"/>
+        <w:rPr>
+          <w:color w:val="000000" w:themeColor="text1"/>
+          <w:szCs w:val="22"/>
+          <w:lang w:val="en-GB"/>
+        </w:rPr>
+      </w:pPr>
+    </w:p>
+    <w:p>
+      <w:pPr>
+        <w:ind w:left="0"/>
+        <w:rPr>
+          <w:color w:val="000000" w:themeColor="text1"/>
+          <w:szCs w:val="22"/>
+          <w:lang w:val="en-GB"/>
+        </w:rPr>
+      </w:pPr>
+    </w:p>
+    <w:p>
+      <w:pPr>
+        <w:ind w:left="0"/>
+        <w:rPr>
+          <w:color w:val="000000" w:themeColor="text1"/>
+          <w:szCs w:val="22"/>
+          <w:lang w:val="en-GB"/>
+        </w:rPr>
+      </w:pPr>
+    </w:p>
+    <w:p>
+      <w:pPr>
+        <w:ind w:left="0"/>
         <w:rPr>
           <w:b/>
           <w:bCs/>
@@ -1949,30 +1994,8 @@
           <w:sz w:val="24"/>
           <w:lang w:val="en-GB"/>
         </w:rPr>
-        <w:t>Challenges</w:t>
-      </w:r>
-    </w:p>
-    <w:p>
-      <w:pPr>
-        <w:ind w:left="0"/>
-        <w:rPr>
-          <w:color w:val="000000" w:themeColor="text1"/>
-          <w:szCs w:val="22"/>
-          <w:lang w:val="en-GB"/>
-        </w:rPr>
-      </w:pPr>
-      <w:r>
-        <w:rPr>
-          <w:color w:val="000000" w:themeColor="text1"/>
-          <w:szCs w:val="22"/>
-          <w:lang w:val="en-GB"/>
-        </w:rPr>
-        <w:t>Key challenges included reward scaling differences between default and custom rewards, as well as high variance across training seeds. These were addressed by using multiple trials, deterministic evaluation, and careful interpretation of relative improvements rather than absolute reward values.</w:t>
-      </w:r>
-    </w:p>
-    <w:p>
-      <w:pPr>
-        <w:ind w:left="0"/>
+      </w:pPr>
+      <w:r>
         <w:rPr>
           <w:b/>
           <w:bCs/>
@@ -1980,8 +2003,31 @@
           <w:sz w:val="24"/>
           <w:lang w:val="en-GB"/>
         </w:rPr>
-      </w:pPr>
-      <w:r>
+        <w:t>Challenges</w:t>
+      </w:r>
+    </w:p>
+    <w:p>
+      <w:pPr>
+        <w:ind w:left="0"/>
+        <w:rPr>
+          <w:color w:val="000000" w:themeColor="text1"/>
+          <w:szCs w:val="22"/>
+          <w:lang w:val="en-GB"/>
+        </w:rPr>
+      </w:pPr>
+      <w:r>
+        <w:rPr>
+          <w:color w:val="000000" w:themeColor="text1"/>
+          <w:szCs w:val="22"/>
+          <w:lang w:val="en-GB"/>
+        </w:rPr>
+        <w:lastRenderedPageBreak/>
+        <w:t>Key challenges included reward scaling differences between default and custom rewards, as well as high variance across training seeds. These were addressed by using multiple trials, deterministic evaluation, and careful interpretation of relative improvements rather than absolute reward values.</w:t>
+      </w:r>
+    </w:p>
+    <w:p>
+      <w:pPr>
+        <w:ind w:left="0"/>
         <w:rPr>
           <w:b/>
           <w:bCs/>
@@ -1989,6 +2035,15 @@
           <w:sz w:val="24"/>
           <w:lang w:val="en-GB"/>
         </w:rPr>
+      </w:pPr>
+      <w:r>
+        <w:rPr>
+          <w:b/>
+          <w:bCs/>
+          <w:color w:val="000000" w:themeColor="text1"/>
+          <w:sz w:val="24"/>
+          <w:lang w:val="en-GB"/>
+        </w:rPr>
         <w:t>Conclusion</w:t>
       </w:r>
     </w:p>
@@ -2003,19 +2058,7 @@
         <w:rPr>
           <w:lang w:val="en-GB"/>
         </w:rPr>
-        <w:t xml:space="preserve">This project demonstrates the importance of reward engineering and hyperparameter tuning in DRL. A carefully designed custom reward significantly improves learning efficiency and </w:t>
-      </w:r>
-      <w:r>
-        <w:rPr>
-          <w:lang w:val="en-GB"/>
-        </w:rPr>
-        <w:t>behavioural</w:t>
-      </w:r>
-      <w:r>
-        <w:rPr>
-          <w:lang w:val="en-GB"/>
-        </w:rPr>
-        <w:t xml:space="preserve"> stability in Pendulum-v1. Further gains are achieved through learning rate optimization. Future work could explore alternative algorithms such as SAC or more advanced exploration strategies</w:t>
+        <w:t>This project demonstrates the importance of reward engineering and hyperparameter tuning in DRL. A carefully designed custom reward significantly improves learning efficiency and behavioural stability in Pendulum-v1. Further gains are achieved through learning rate optimization. Future work could explore alternative algorithms such as SAC or more advanced exploration strategies</w:t>
       </w:r>
     </w:p>
     <w:p>
@@ -2039,12 +2082,12 @@
       </w:pPr>
     </w:p>
     <w:sectPr>
-      <w:headerReference w:type="even" r:id="rId15"/>
-      <w:headerReference w:type="default" r:id="rId16"/>
-      <w:footerReference w:type="even" r:id="rId17"/>
-      <w:footerReference w:type="default" r:id="rId18"/>
-      <w:headerReference w:type="first" r:id="rId19"/>
-      <w:footerReference w:type="first" r:id="rId20"/>
+      <w:headerReference w:type="even" r:id="rId16"/>
+      <w:headerReference w:type="default" r:id="rId17"/>
+      <w:footerReference w:type="even" r:id="rId18"/>
+      <w:footerReference w:type="default" r:id="rId19"/>
+      <w:headerReference w:type="first" r:id="rId20"/>
+      <w:footerReference w:type="first" r:id="rId21"/>
       <w:type w:val="continuous"/>
       <w:pgSz w:w="11906" w:h="16838"/>
       <w:pgMar w:top="1985" w:right="1418" w:bottom="1418" w:left="1418" w:header="709" w:footer="845" w:gutter="0"/>
@@ -6544,6 +6587,8 @@
   <w:rsids>
     <w:rsidRoot w:val="00F14818"/>
     <w:rsid w:val="00410706"/>
+    <w:rsid w:val="00614767"/>
+    <w:rsid w:val="006F69D1"/>
     <w:rsid w:val="00784145"/>
     <w:rsid w:val="00792A00"/>
     <w:rsid w:val="00847FE4"/>
@@ -7250,6 +7295,15 @@
 </file>
 
 <file path=customXml/item1.xml><?xml version="1.0" encoding="utf-8"?>
+<?mso-contentType ?>
+<FormTemplates xmlns="http://schemas.microsoft.com/sharepoint/v3/contenttype/forms">
+  <Display>DocumentLibraryForm</Display>
+  <Edit>DocumentLibraryForm</Edit>
+  <New>DocumentLibraryForm</New>
+</FormTemplates>
+</file>
+
+<file path=customXml/item2.xml><?xml version="1.0" encoding="utf-8"?>
 <p:properties xmlns:p="http://schemas.microsoft.com/office/2006/metadata/properties" xmlns:xsi="http://www.w3.org/2001/XMLSchema-instance" xmlns:pc="http://schemas.microsoft.com/office/infopath/2007/PartnerControls">
   <documentManagement>
     <Coordinator xmlns="96cf01df-084e-4318-926c-1479b6503e56">
@@ -7268,16 +7322,11 @@
 </p:properties>
 </file>
 
-<file path=customXml/item2.xml><?xml version="1.0" encoding="utf-8"?>
-<?mso-contentType ?>
-<FormTemplates xmlns="http://schemas.microsoft.com/sharepoint/v3/contenttype/forms">
-  <Display>DocumentLibraryForm</Display>
-  <Edit>DocumentLibraryForm</Edit>
-  <New>DocumentLibraryForm</New>
-</FormTemplates>
+<file path=customXml/item3.xml><?xml version="1.0" encoding="utf-8"?>
+<b:Sources xmlns:b="http://schemas.openxmlformats.org/officeDocument/2006/bibliography" xmlns="http://schemas.openxmlformats.org/officeDocument/2006/bibliography" SelectedStyle="/APASixthEditionOfficeOnline.xsl" StyleName="APA" Version="6"/>
 </file>
 
-<file path=customXml/item3.xml><?xml version="1.0" encoding="utf-8"?>
+<file path=customXml/item4.xml><?xml version="1.0" encoding="utf-8"?>
 <ct:contentTypeSchema xmlns:ct="http://schemas.microsoft.com/office/2006/metadata/contentType" xmlns:ma="http://schemas.microsoft.com/office/2006/metadata/properties/metaAttributes" ct:_="" ma:_="" ma:contentTypeName="Document" ma:contentTypeID="0x0101007CC93A7649C86B45AC3C913DE93D70F6" ma:contentTypeVersion="15" ma:contentTypeDescription="Een nieuw document maken." ma:contentTypeScope="" ma:versionID="f31e0eebcf77eab32baaa553bd87009e">
   <xsd:schema xmlns:xsd="http://www.w3.org/2001/XMLSchema" xmlns:xs="http://www.w3.org/2001/XMLSchema" xmlns:p="http://schemas.microsoft.com/office/2006/metadata/properties" xmlns:ns2="96cf01df-084e-4318-926c-1479b6503e56" xmlns:ns3="16806108-b08c-4f6a-b46a-4c12ffec3729" targetNamespace="http://schemas.microsoft.com/office/2006/metadata/properties" ma:root="true" ma:fieldsID="6cdca446926306db656176a4aad4da37" ns2:_="" ns3:_="">
     <xsd:import namespace="96cf01df-084e-4318-926c-1479b6503e56"/>
@@ -7510,11 +7559,15 @@
 </ct:contentTypeSchema>
 </file>
 
-<file path=customXml/item4.xml><?xml version="1.0" encoding="utf-8"?>
-<b:Sources xmlns:b="http://schemas.openxmlformats.org/officeDocument/2006/bibliography" xmlns="http://schemas.openxmlformats.org/officeDocument/2006/bibliography" SelectedStyle="/APASixthEditionOfficeOnline.xsl" StyleName="APA" Version="6"/>
+<file path=customXml/itemProps1.xml><?xml version="1.0" encoding="utf-8"?>
+<ds:datastoreItem xmlns:ds="http://schemas.openxmlformats.org/officeDocument/2006/customXml" ds:itemID="{A839088E-94CE-4317-B91A-5A64674A45CD}">
+  <ds:schemaRefs>
+    <ds:schemaRef ds:uri="http://schemas.microsoft.com/sharepoint/v3/contenttype/forms"/>
+  </ds:schemaRefs>
+</ds:datastoreItem>
 </file>
 
-<file path=customXml/itemProps1.xml><?xml version="1.0" encoding="utf-8"?>
+<file path=customXml/itemProps2.xml><?xml version="1.0" encoding="utf-8"?>
 <ds:datastoreItem xmlns:ds="http://schemas.openxmlformats.org/officeDocument/2006/customXml" ds:itemID="{B95AE5BA-AE2C-45BB-9B29-B41C47319496}">
   <ds:schemaRefs>
     <ds:schemaRef ds:uri="http://schemas.microsoft.com/office/2006/metadata/properties"/>
@@ -7525,15 +7578,15 @@
 </ds:datastoreItem>
 </file>
 
-<file path=customXml/itemProps2.xml><?xml version="1.0" encoding="utf-8"?>
-<ds:datastoreItem xmlns:ds="http://schemas.openxmlformats.org/officeDocument/2006/customXml" ds:itemID="{A839088E-94CE-4317-B91A-5A64674A45CD}">
+<file path=customXml/itemProps3.xml><?xml version="1.0" encoding="utf-8"?>
+<ds:datastoreItem xmlns:ds="http://schemas.openxmlformats.org/officeDocument/2006/customXml" ds:itemID="{A92371C5-3D71-CB4F-A74E-1844619CDE5D}">
   <ds:schemaRefs>
-    <ds:schemaRef ds:uri="http://schemas.microsoft.com/sharepoint/v3/contenttype/forms"/>
+    <ds:schemaRef ds:uri="http://schemas.openxmlformats.org/officeDocument/2006/bibliography"/>
   </ds:schemaRefs>
 </ds:datastoreItem>
 </file>
 
-<file path=customXml/itemProps3.xml><?xml version="1.0" encoding="utf-8"?>
+<file path=customXml/itemProps4.xml><?xml version="1.0" encoding="utf-8"?>
 <ds:datastoreItem xmlns:ds="http://schemas.openxmlformats.org/officeDocument/2006/customXml" ds:itemID="{8A3B0F48-E653-4E07-BA20-9C421C0C909F}">
   <ds:schemaRefs>
     <ds:schemaRef ds:uri="http://schemas.microsoft.com/office/2006/metadata/contentType"/>
@@ -7550,12 +7603,4 @@
     <ds:schemaRef ds:uri="http://schemas.microsoft.com/internal/obd"/>
   </ds:schemaRefs>
 </ds:datastoreItem>
-</file>
-
-<file path=customXml/itemProps4.xml><?xml version="1.0" encoding="utf-8"?>
-<ds:datastoreItem xmlns:ds="http://schemas.openxmlformats.org/officeDocument/2006/customXml" ds:itemID="{A92371C5-3D71-CB4F-A74E-1844619CDE5D}">
-  <ds:schemaRefs>
-    <ds:schemaRef ds:uri="http://schemas.openxmlformats.org/officeDocument/2006/bibliography"/>
-  </ds:schemaRefs>
-</ds:datastoreItem>
 </file>